--- a/Documentacion Proyecto 1.docx
+++ b/Documentacion Proyecto 1.docx
@@ -607,7 +607,25 @@
           <w:sz w:val="24"/>
           <w:szCs w:val="24"/>
         </w:rPr>
-        <w:t xml:space="preserve"> o Atkin, e incluso </w:t>
+        <w:t xml:space="preserve"> o </w:t>
+      </w:r>
+      <w:proofErr w:type="spellStart"/>
+      <w:r>
+        <w:rPr>
+          <w:rFonts w:ascii="Arial" w:hAnsi="Arial" w:cs="Arial"/>
+          <w:sz w:val="24"/>
+          <w:szCs w:val="24"/>
+        </w:rPr>
+        <w:t>Atkin</w:t>
+      </w:r>
+      <w:proofErr w:type="spellEnd"/>
+      <w:r>
+        <w:rPr>
+          <w:rFonts w:ascii="Arial" w:hAnsi="Arial" w:cs="Arial"/>
+          <w:sz w:val="24"/>
+          <w:szCs w:val="24"/>
+        </w:rPr>
+        <w:t xml:space="preserve">, e incluso </w:t>
       </w:r>
       <w:proofErr w:type="spellStart"/>
       <w:r>
@@ -10232,15 +10250,7 @@
           <w:b/>
           <w:bCs/>
         </w:rPr>
-        <w:t>O(</w:t>
-      </w:r>
-      <w:r>
-        <w:rPr>
-          <w:rFonts w:ascii="Arial" w:hAnsi="Arial" w:cs="Arial"/>
-          <w:b/>
-          <w:bCs/>
-        </w:rPr>
-        <w:t xml:space="preserve"> </w:t>
+        <w:t xml:space="preserve">O( </w:t>
       </w:r>
       <w:r>
         <w:rPr>
@@ -10259,8 +10269,9 @@
           <w:bCs/>
           <w:highlight w:val="green"/>
         </w:rPr>
-        <w:t xml:space="preserve"> </w:t>
-      </w:r>
+        <w:t xml:space="preserve"> * </w:t>
+      </w:r>
+      <w:proofErr w:type="gramStart"/>
       <w:r>
         <w:rPr>
           <w:rFonts w:ascii="Arial" w:hAnsi="Arial" w:cs="Arial"/>
@@ -10268,9 +10279,9 @@
           <w:bCs/>
           <w:highlight w:val="green"/>
         </w:rPr>
-        <w:t xml:space="preserve">* </w:t>
-      </w:r>
-      <w:proofErr w:type="gramStart"/>
+        <w:t>log( log</w:t>
+      </w:r>
+      <w:proofErr w:type="gramEnd"/>
       <w:r>
         <w:rPr>
           <w:rFonts w:ascii="Arial" w:hAnsi="Arial" w:cs="Arial"/>
@@ -10278,8 +10289,9 @@
           <w:bCs/>
           <w:highlight w:val="green"/>
         </w:rPr>
-        <w:t>log</w:t>
-      </w:r>
+        <w:t xml:space="preserve"> N</w:t>
+      </w:r>
+      <w:proofErr w:type="gramStart"/>
       <w:r>
         <w:rPr>
           <w:rFonts w:ascii="Arial" w:hAnsi="Arial" w:cs="Arial"/>
@@ -10287,52 +10299,15 @@
           <w:bCs/>
           <w:highlight w:val="green"/>
         </w:rPr>
-        <w:t>(</w:t>
+        <w:t>)</w:t>
       </w:r>
       <w:r>
         <w:rPr>
           <w:rFonts w:ascii="Arial" w:hAnsi="Arial" w:cs="Arial"/>
           <w:b/>
           <w:bCs/>
-          <w:highlight w:val="green"/>
-        </w:rPr>
-        <w:t xml:space="preserve"> log</w:t>
-      </w:r>
-      <w:proofErr w:type="gramEnd"/>
-      <w:r>
-        <w:rPr>
-          <w:rFonts w:ascii="Arial" w:hAnsi="Arial" w:cs="Arial"/>
-          <w:b/>
-          <w:bCs/>
-          <w:highlight w:val="green"/>
-        </w:rPr>
-        <w:t xml:space="preserve"> N</w:t>
-      </w:r>
-      <w:proofErr w:type="gramStart"/>
-      <w:r>
-        <w:rPr>
-          <w:rFonts w:ascii="Arial" w:hAnsi="Arial" w:cs="Arial"/>
-          <w:b/>
-          <w:bCs/>
-          <w:highlight w:val="green"/>
-        </w:rPr>
-        <w:t>)</w:t>
-      </w:r>
-      <w:r>
-        <w:rPr>
-          <w:rFonts w:ascii="Arial" w:hAnsi="Arial" w:cs="Arial"/>
-          <w:b/>
-          <w:bCs/>
-        </w:rPr>
-        <w:t xml:space="preserve"> </w:t>
-      </w:r>
-      <w:r>
-        <w:rPr>
-          <w:rFonts w:ascii="Arial" w:hAnsi="Arial" w:cs="Arial"/>
-          <w:b/>
-          <w:bCs/>
-        </w:rPr>
-        <w:t>)</w:t>
+        </w:rPr>
+        <w:t xml:space="preserve"> )</w:t>
       </w:r>
       <w:proofErr w:type="gramEnd"/>
       <w:r>
@@ -11171,7 +11146,7 @@
             <wp:cNvGraphicFramePr/>
             <a:graphic xmlns:a="http://schemas.openxmlformats.org/drawingml/2006/main">
               <a:graphicData uri="http://schemas.openxmlformats.org/drawingml/2006/chart">
-                <c:chart xmlns:c="http://schemas.openxmlformats.org/drawingml/2006/chart" xmlns:r="http://schemas.openxmlformats.org/officeDocument/2006/relationships" r:id="rId7"/>
+                <c:chart xmlns:c="http://schemas.openxmlformats.org/drawingml/2006/chart" xmlns:r="http://schemas.openxmlformats.org/officeDocument/2006/relationships" r:id="rId8"/>
               </a:graphicData>
             </a:graphic>
             <wp14:sizeRelH relativeFrom="margin">
@@ -14165,8 +14140,9 @@
           <w:bCs/>
           <w:u w:val="single"/>
         </w:rPr>
-        <w:t>O(</w:t>
-      </w:r>
+        <w:t>O( N</w:t>
+      </w:r>
+      <w:proofErr w:type="gramEnd"/>
       <w:r>
         <w:rPr>
           <w:rFonts w:ascii="Arial" w:hAnsi="Arial" w:cs="Arial"/>
@@ -14174,8 +14150,9 @@
           <w:bCs/>
           <w:u w:val="single"/>
         </w:rPr>
-        <w:t xml:space="preserve"> </w:t>
-      </w:r>
+        <w:t xml:space="preserve"> log³ </w:t>
+      </w:r>
+      <w:proofErr w:type="gramStart"/>
       <w:r>
         <w:rPr>
           <w:rFonts w:ascii="Arial" w:hAnsi="Arial" w:cs="Arial"/>
@@ -14183,45 +14160,7 @@
           <w:bCs/>
           <w:u w:val="single"/>
         </w:rPr>
-        <w:t>N</w:t>
-      </w:r>
-      <w:proofErr w:type="gramEnd"/>
-      <w:r>
-        <w:rPr>
-          <w:rFonts w:ascii="Arial" w:hAnsi="Arial" w:cs="Arial"/>
-          <w:b/>
-          <w:bCs/>
-          <w:u w:val="single"/>
-        </w:rPr>
-        <w:t xml:space="preserve"> log³ </w:t>
-      </w:r>
-      <w:proofErr w:type="gramStart"/>
-      <w:r>
-        <w:rPr>
-          <w:rFonts w:ascii="Arial" w:hAnsi="Arial" w:cs="Arial"/>
-          <w:b/>
-          <w:bCs/>
-          <w:u w:val="single"/>
-        </w:rPr>
-        <w:t>N</w:t>
-      </w:r>
-      <w:r>
-        <w:rPr>
-          <w:rFonts w:ascii="Arial" w:hAnsi="Arial" w:cs="Arial"/>
-          <w:b/>
-          <w:bCs/>
-          <w:u w:val="single"/>
-        </w:rPr>
-        <w:t xml:space="preserve"> </w:t>
-      </w:r>
-      <w:r>
-        <w:rPr>
-          <w:rFonts w:ascii="Arial" w:hAnsi="Arial" w:cs="Arial"/>
-          <w:b/>
-          <w:bCs/>
-          <w:u w:val="single"/>
-        </w:rPr>
-        <w:t>)</w:t>
+        <w:t>N )</w:t>
       </w:r>
       <w:proofErr w:type="gramEnd"/>
       <w:r>
@@ -15339,7 +15278,7 @@
             <wp:cNvGraphicFramePr/>
             <a:graphic xmlns:a="http://schemas.openxmlformats.org/drawingml/2006/main">
               <a:graphicData uri="http://schemas.openxmlformats.org/drawingml/2006/chart">
-                <c:chart xmlns:c="http://schemas.openxmlformats.org/drawingml/2006/chart" xmlns:r="http://schemas.openxmlformats.org/officeDocument/2006/relationships" r:id="rId8"/>
+                <c:chart xmlns:c="http://schemas.openxmlformats.org/drawingml/2006/chart" xmlns:r="http://schemas.openxmlformats.org/officeDocument/2006/relationships" r:id="rId9"/>
               </a:graphicData>
             </a:graphic>
             <wp14:sizeRelH relativeFrom="margin">
@@ -15442,13 +15381,7 @@
         <w:rPr>
           <w:rFonts w:ascii="Arial" w:hAnsi="Arial" w:cs="Arial"/>
         </w:rPr>
-        <w:t xml:space="preserve">: </w:t>
-      </w:r>
-      <w:r>
-        <w:rPr>
-          <w:rFonts w:ascii="Arial" w:hAnsi="Arial" w:cs="Arial"/>
-        </w:rPr>
-        <w:t>División por tentativa optimizado</w:t>
+        <w:t>: División por tentativa optimizado</w:t>
       </w:r>
     </w:p>
     <w:p>
@@ -19388,7 +19321,7 @@
             <wp:cNvGraphicFramePr/>
             <a:graphic xmlns:a="http://schemas.openxmlformats.org/drawingml/2006/main">
               <a:graphicData uri="http://schemas.openxmlformats.org/drawingml/2006/chart">
-                <c:chart xmlns:c="http://schemas.openxmlformats.org/drawingml/2006/chart" xmlns:r="http://schemas.openxmlformats.org/officeDocument/2006/relationships" r:id="rId9"/>
+                <c:chart xmlns:c="http://schemas.openxmlformats.org/drawingml/2006/chart" xmlns:r="http://schemas.openxmlformats.org/officeDocument/2006/relationships" r:id="rId10"/>
               </a:graphicData>
             </a:graphic>
             <wp14:sizeRelH relativeFrom="margin">
@@ -23499,7 +23432,7 @@
             <wp:cNvGraphicFramePr/>
             <a:graphic xmlns:a="http://schemas.openxmlformats.org/drawingml/2006/main">
               <a:graphicData uri="http://schemas.openxmlformats.org/drawingml/2006/chart">
-                <c:chart xmlns:c="http://schemas.openxmlformats.org/drawingml/2006/chart" xmlns:r="http://schemas.openxmlformats.org/officeDocument/2006/relationships" r:id="rId10"/>
+                <c:chart xmlns:c="http://schemas.openxmlformats.org/drawingml/2006/chart" xmlns:r="http://schemas.openxmlformats.org/officeDocument/2006/relationships" r:id="rId11"/>
               </a:graphicData>
             </a:graphic>
             <wp14:sizeRelH relativeFrom="margin">
@@ -23651,7 +23584,7 @@
             <wp:cNvGraphicFramePr/>
             <a:graphic xmlns:a="http://schemas.openxmlformats.org/drawingml/2006/main">
               <a:graphicData uri="http://schemas.openxmlformats.org/drawingml/2006/chart">
-                <c:chart xmlns:c="http://schemas.openxmlformats.org/drawingml/2006/chart" xmlns:r="http://schemas.openxmlformats.org/officeDocument/2006/relationships" r:id="rId11"/>
+                <c:chart xmlns:c="http://schemas.openxmlformats.org/drawingml/2006/chart" xmlns:r="http://schemas.openxmlformats.org/officeDocument/2006/relationships" r:id="rId12"/>
               </a:graphicData>
             </a:graphic>
             <wp14:sizeRelH relativeFrom="margin">
@@ -23686,459 +23619,4728 @@
       </w:r>
     </w:p>
     <w:p>
-      <w:r>
+      <w:pPr>
+        <w:pStyle w:val="Heading1"/>
+        <w:rPr>
+          <w:rFonts w:ascii="Arial" w:hAnsi="Arial" w:cs="Arial"/>
+        </w:rPr>
+      </w:pPr>
+      <w:r>
+        <w:rPr>
+          <w:rFonts w:ascii="Arial" w:hAnsi="Arial" w:cs="Arial"/>
+        </w:rPr>
+        <w:t>Minutas de trabajo</w:t>
+      </w:r>
+    </w:p>
+    <w:tbl>
+      <w:tblPr>
+        <w:tblStyle w:val="TableGrid"/>
+        <w:tblW w:w="12179" w:type="dxa"/>
+        <w:tblInd w:w="-1674" w:type="dxa"/>
+        <w:tblLayout w:type="fixed"/>
+        <w:tblLook w:val="04A0" w:firstRow="1" w:lastRow="0" w:firstColumn="1" w:lastColumn="0" w:noHBand="0" w:noVBand="1"/>
+      </w:tblPr>
+      <w:tblGrid>
+        <w:gridCol w:w="1379"/>
+        <w:gridCol w:w="925"/>
+        <w:gridCol w:w="1329"/>
+        <w:gridCol w:w="2431"/>
+        <w:gridCol w:w="2013"/>
+        <w:gridCol w:w="1452"/>
+        <w:gridCol w:w="2650"/>
+      </w:tblGrid>
+      <w:tr>
+        <w:tc>
+          <w:tcPr>
+            <w:tcW w:w="1379" w:type="dxa"/>
+            <w:hideMark/>
+          </w:tcPr>
+          <w:p>
+            <w:pPr>
+              <w:spacing w:after="160" w:line="259" w:lineRule="auto"/>
+              <w:rPr>
+                <w:rFonts w:ascii="Arial" w:hAnsi="Arial" w:cs="Arial"/>
+                <w:b/>
+                <w:bCs/>
+              </w:rPr>
+            </w:pPr>
+            <w:proofErr w:type="spellStart"/>
+            <w:r>
+              <w:rPr>
+                <w:rFonts w:ascii="Arial" w:hAnsi="Arial" w:cs="Arial"/>
+                <w:b/>
+                <w:bCs/>
+              </w:rPr>
+              <w:t>Fecha</w:t>
+            </w:r>
+            <w:proofErr w:type="spellEnd"/>
+            <w:r>
+              <w:rPr>
+                <w:rFonts w:ascii="Arial" w:hAnsi="Arial" w:cs="Arial"/>
+                <w:b/>
+                <w:bCs/>
+              </w:rPr>
+              <w:t xml:space="preserve"> y Hora</w:t>
+            </w:r>
+          </w:p>
+        </w:tc>
+        <w:tc>
+          <w:tcPr>
+            <w:tcW w:w="925" w:type="dxa"/>
+            <w:hideMark/>
+          </w:tcPr>
+          <w:p>
+            <w:pPr>
+              <w:spacing w:after="160" w:line="259" w:lineRule="auto"/>
+              <w:rPr>
+                <w:rFonts w:ascii="Arial" w:hAnsi="Arial" w:cs="Arial"/>
+                <w:b/>
+                <w:bCs/>
+              </w:rPr>
+            </w:pPr>
+            <w:r>
+              <w:rPr>
+                <w:rFonts w:ascii="Arial" w:hAnsi="Arial" w:cs="Arial"/>
+                <w:b/>
+                <w:bCs/>
+              </w:rPr>
+              <w:t>Lugar</w:t>
+            </w:r>
+          </w:p>
+        </w:tc>
+        <w:tc>
+          <w:tcPr>
+            <w:tcW w:w="1329" w:type="dxa"/>
+            <w:hideMark/>
+          </w:tcPr>
+          <w:p>
+            <w:pPr>
+              <w:spacing w:after="160" w:line="259" w:lineRule="auto"/>
+              <w:rPr>
+                <w:rFonts w:ascii="Arial" w:hAnsi="Arial" w:cs="Arial"/>
+                <w:b/>
+                <w:bCs/>
+              </w:rPr>
+            </w:pPr>
+            <w:proofErr w:type="spellStart"/>
+            <w:r>
+              <w:rPr>
+                <w:rFonts w:ascii="Arial" w:hAnsi="Arial" w:cs="Arial"/>
+                <w:b/>
+                <w:bCs/>
+              </w:rPr>
+              <w:t>Asistentes</w:t>
+            </w:r>
+            <w:proofErr w:type="spellEnd"/>
+          </w:p>
+        </w:tc>
+        <w:tc>
+          <w:tcPr>
+            <w:tcW w:w="2431" w:type="dxa"/>
+            <w:hideMark/>
+          </w:tcPr>
+          <w:p>
+            <w:pPr>
+              <w:spacing w:after="160" w:line="259" w:lineRule="auto"/>
+              <w:rPr>
+                <w:rFonts w:ascii="Arial" w:hAnsi="Arial" w:cs="Arial"/>
+                <w:b/>
+                <w:bCs/>
+              </w:rPr>
+            </w:pPr>
+            <w:r>
+              <w:rPr>
+                <w:rFonts w:ascii="Arial" w:hAnsi="Arial" w:cs="Arial"/>
+                <w:b/>
+                <w:bCs/>
+              </w:rPr>
+              <w:t>Agenda</w:t>
+            </w:r>
+          </w:p>
+        </w:tc>
+        <w:tc>
+          <w:tcPr>
+            <w:tcW w:w="2013" w:type="dxa"/>
+            <w:hideMark/>
+          </w:tcPr>
+          <w:p>
+            <w:pPr>
+              <w:spacing w:after="160" w:line="259" w:lineRule="auto"/>
+              <w:rPr>
+                <w:rFonts w:ascii="Arial" w:hAnsi="Arial" w:cs="Arial"/>
+                <w:b/>
+                <w:bCs/>
+              </w:rPr>
+            </w:pPr>
+            <w:r>
+              <w:rPr>
+                <w:rFonts w:ascii="Arial" w:hAnsi="Arial" w:cs="Arial"/>
+                <w:b/>
+                <w:bCs/>
+              </w:rPr>
+              <w:t xml:space="preserve">Puntos de </w:t>
+            </w:r>
+            <w:proofErr w:type="spellStart"/>
+            <w:r>
+              <w:rPr>
+                <w:rFonts w:ascii="Arial" w:hAnsi="Arial" w:cs="Arial"/>
+                <w:b/>
+                <w:bCs/>
+              </w:rPr>
+              <w:t>Discusión</w:t>
+            </w:r>
+            <w:proofErr w:type="spellEnd"/>
+          </w:p>
+        </w:tc>
+        <w:tc>
+          <w:tcPr>
+            <w:tcW w:w="1452" w:type="dxa"/>
+            <w:hideMark/>
+          </w:tcPr>
+          <w:p>
+            <w:pPr>
+              <w:spacing w:after="160" w:line="259" w:lineRule="auto"/>
+              <w:rPr>
+                <w:rFonts w:ascii="Arial" w:hAnsi="Arial" w:cs="Arial"/>
+                <w:b/>
+                <w:bCs/>
+              </w:rPr>
+            </w:pPr>
+            <w:proofErr w:type="spellStart"/>
+            <w:r>
+              <w:rPr>
+                <w:rFonts w:ascii="Arial" w:hAnsi="Arial" w:cs="Arial"/>
+                <w:b/>
+                <w:bCs/>
+              </w:rPr>
+              <w:t>Decisiones</w:t>
+            </w:r>
+            <w:proofErr w:type="spellEnd"/>
+            <w:r>
+              <w:rPr>
+                <w:rFonts w:ascii="Arial" w:hAnsi="Arial" w:cs="Arial"/>
+                <w:b/>
+                <w:bCs/>
+              </w:rPr>
+              <w:t xml:space="preserve"> </w:t>
+            </w:r>
+            <w:proofErr w:type="spellStart"/>
+            <w:r>
+              <w:rPr>
+                <w:rFonts w:ascii="Arial" w:hAnsi="Arial" w:cs="Arial"/>
+                <w:b/>
+                <w:bCs/>
+              </w:rPr>
+              <w:t>Tomadas</w:t>
+            </w:r>
+            <w:proofErr w:type="spellEnd"/>
+          </w:p>
+        </w:tc>
+        <w:tc>
+          <w:tcPr>
+            <w:tcW w:w="2650" w:type="dxa"/>
+            <w:hideMark/>
+          </w:tcPr>
+          <w:p>
+            <w:pPr>
+              <w:spacing w:after="160" w:line="259" w:lineRule="auto"/>
+              <w:rPr>
+                <w:rFonts w:ascii="Arial" w:hAnsi="Arial" w:cs="Arial"/>
+                <w:b/>
+                <w:bCs/>
+              </w:rPr>
+            </w:pPr>
+            <w:proofErr w:type="spellStart"/>
+            <w:r>
+              <w:rPr>
+                <w:rFonts w:ascii="Arial" w:hAnsi="Arial" w:cs="Arial"/>
+                <w:b/>
+                <w:bCs/>
+              </w:rPr>
+              <w:t>Acciones</w:t>
+            </w:r>
+            <w:proofErr w:type="spellEnd"/>
+            <w:r>
+              <w:rPr>
+                <w:rFonts w:ascii="Arial" w:hAnsi="Arial" w:cs="Arial"/>
+                <w:b/>
+                <w:bCs/>
+              </w:rPr>
+              <w:t xml:space="preserve"> </w:t>
+            </w:r>
+            <w:proofErr w:type="spellStart"/>
+            <w:r>
+              <w:rPr>
+                <w:rFonts w:ascii="Arial" w:hAnsi="Arial" w:cs="Arial"/>
+                <w:b/>
+                <w:bCs/>
+              </w:rPr>
+              <w:t>Pendientes</w:t>
+            </w:r>
+            <w:proofErr w:type="spellEnd"/>
+          </w:p>
+        </w:tc>
+      </w:tr>
+      <w:tr>
+        <w:tc>
+          <w:tcPr>
+            <w:tcW w:w="1379" w:type="dxa"/>
+            <w:hideMark/>
+          </w:tcPr>
+          <w:p>
+            <w:pPr>
+              <w:spacing w:after="160" w:line="259" w:lineRule="auto"/>
+              <w:rPr>
+                <w:rFonts w:ascii="Arial" w:hAnsi="Arial" w:cs="Arial"/>
+              </w:rPr>
+            </w:pPr>
+            <w:r>
+              <w:rPr>
+                <w:rFonts w:ascii="Arial" w:hAnsi="Arial" w:cs="Arial"/>
+              </w:rPr>
+              <w:t>3/04/2025, 10:00-11:00</w:t>
+            </w:r>
+          </w:p>
+        </w:tc>
+        <w:tc>
+          <w:tcPr>
+            <w:tcW w:w="925" w:type="dxa"/>
+            <w:hideMark/>
+          </w:tcPr>
+          <w:p>
+            <w:pPr>
+              <w:spacing w:after="160" w:line="259" w:lineRule="auto"/>
+              <w:rPr>
+                <w:rFonts w:ascii="Arial" w:hAnsi="Arial" w:cs="Arial"/>
+              </w:rPr>
+            </w:pPr>
+            <w:r>
+              <w:rPr>
+                <w:rFonts w:ascii="Arial" w:hAnsi="Arial" w:cs="Arial"/>
+              </w:rPr>
+              <w:t>Virtual (Zoom)</w:t>
+            </w:r>
+          </w:p>
+        </w:tc>
+        <w:tc>
+          <w:tcPr>
+            <w:tcW w:w="1329" w:type="dxa"/>
+            <w:hideMark/>
+          </w:tcPr>
+          <w:p>
+            <w:pPr>
+              <w:spacing w:after="160" w:line="259" w:lineRule="auto"/>
+              <w:rPr>
+                <w:rFonts w:ascii="Arial" w:hAnsi="Arial" w:cs="Arial"/>
+              </w:rPr>
+            </w:pPr>
+            <w:r>
+              <w:rPr>
+                <w:rFonts w:ascii="Arial" w:hAnsi="Arial" w:cs="Arial"/>
+              </w:rPr>
+              <w:t>Fabián Vargas, Joseph Salas</w:t>
+            </w:r>
+          </w:p>
+        </w:tc>
+        <w:tc>
+          <w:tcPr>
+            <w:tcW w:w="2431" w:type="dxa"/>
+            <w:hideMark/>
+          </w:tcPr>
+          <w:p>
+            <w:pPr>
+              <w:spacing w:after="160" w:line="259" w:lineRule="auto"/>
+              <w:rPr>
+                <w:rFonts w:ascii="Arial" w:hAnsi="Arial" w:cs="Arial"/>
+              </w:rPr>
+            </w:pPr>
+            <w:r>
+              <w:rPr>
+                <w:rFonts w:ascii="Arial" w:hAnsi="Arial" w:cs="Arial"/>
+              </w:rPr>
+              <w:t xml:space="preserve">1. </w:t>
+            </w:r>
+            <w:proofErr w:type="spellStart"/>
+            <w:r>
+              <w:rPr>
+                <w:rFonts w:ascii="Arial" w:hAnsi="Arial" w:cs="Arial"/>
+              </w:rPr>
+              <w:t>Introducción</w:t>
+            </w:r>
+            <w:proofErr w:type="spellEnd"/>
+            <w:r>
+              <w:rPr>
+                <w:rFonts w:ascii="Arial" w:hAnsi="Arial" w:cs="Arial"/>
+              </w:rPr>
+              <w:t xml:space="preserve"> al </w:t>
+            </w:r>
+            <w:r>
+              <w:rPr>
+                <w:rFonts w:ascii="Arial" w:hAnsi="Arial" w:cs="Arial"/>
+              </w:rPr>
+              <w:t>Proyecto</w:t>
+            </w:r>
+          </w:p>
+          <w:p>
+            <w:pPr>
+              <w:spacing w:after="160" w:line="259" w:lineRule="auto"/>
+              <w:rPr>
+                <w:rFonts w:ascii="Arial" w:hAnsi="Arial" w:cs="Arial"/>
+              </w:rPr>
+            </w:pPr>
+            <w:r>
+              <w:rPr>
+                <w:rFonts w:ascii="Arial" w:hAnsi="Arial" w:cs="Arial"/>
+              </w:rPr>
+              <w:t xml:space="preserve">2. </w:t>
+            </w:r>
+            <w:proofErr w:type="spellStart"/>
+            <w:r>
+              <w:rPr>
+                <w:rFonts w:ascii="Arial" w:hAnsi="Arial" w:cs="Arial"/>
+              </w:rPr>
+              <w:t>Asignación</w:t>
+            </w:r>
+            <w:proofErr w:type="spellEnd"/>
+            <w:r>
+              <w:rPr>
+                <w:rFonts w:ascii="Arial" w:hAnsi="Arial" w:cs="Arial"/>
+              </w:rPr>
+              <w:t xml:space="preserve"> de roles</w:t>
+            </w:r>
+          </w:p>
+          <w:p>
+            <w:pPr>
+              <w:spacing w:after="160" w:line="259" w:lineRule="auto"/>
+              <w:rPr>
+                <w:rFonts w:ascii="Arial" w:hAnsi="Arial" w:cs="Arial"/>
+              </w:rPr>
+            </w:pPr>
+            <w:r>
+              <w:rPr>
+                <w:rFonts w:ascii="Arial" w:hAnsi="Arial" w:cs="Arial"/>
+              </w:rPr>
+              <w:t xml:space="preserve">3. </w:t>
+            </w:r>
+            <w:proofErr w:type="spellStart"/>
+            <w:r>
+              <w:rPr>
+                <w:rFonts w:ascii="Arial" w:hAnsi="Arial" w:cs="Arial"/>
+              </w:rPr>
+              <w:t>Definición</w:t>
+            </w:r>
+            <w:proofErr w:type="spellEnd"/>
+            <w:r>
+              <w:rPr>
+                <w:rFonts w:ascii="Arial" w:hAnsi="Arial" w:cs="Arial"/>
+              </w:rPr>
+              <w:t xml:space="preserve"> de </w:t>
+            </w:r>
+            <w:proofErr w:type="spellStart"/>
+            <w:r>
+              <w:rPr>
+                <w:rFonts w:ascii="Arial" w:hAnsi="Arial" w:cs="Arial"/>
+              </w:rPr>
+              <w:t>hitos</w:t>
+            </w:r>
+            <w:proofErr w:type="spellEnd"/>
+          </w:p>
+        </w:tc>
+        <w:tc>
+          <w:tcPr>
+            <w:tcW w:w="2013" w:type="dxa"/>
+            <w:hideMark/>
+          </w:tcPr>
+          <w:p>
+            <w:pPr>
+              <w:spacing w:after="160" w:line="259" w:lineRule="auto"/>
+              <w:rPr>
+                <w:rFonts w:ascii="Arial" w:hAnsi="Arial" w:cs="Arial"/>
+              </w:rPr>
+            </w:pPr>
+            <w:proofErr w:type="spellStart"/>
+            <w:r>
+              <w:rPr>
+                <w:rFonts w:ascii="Arial" w:hAnsi="Arial" w:cs="Arial"/>
+              </w:rPr>
+              <w:t>Revisión</w:t>
+            </w:r>
+            <w:proofErr w:type="spellEnd"/>
+            <w:r>
+              <w:rPr>
+                <w:rFonts w:ascii="Arial" w:hAnsi="Arial" w:cs="Arial"/>
+              </w:rPr>
+              <w:t xml:space="preserve"> de </w:t>
+            </w:r>
+            <w:proofErr w:type="spellStart"/>
+            <w:r>
+              <w:rPr>
+                <w:rFonts w:ascii="Arial" w:hAnsi="Arial" w:cs="Arial"/>
+              </w:rPr>
+              <w:t>requisitos</w:t>
+            </w:r>
+            <w:proofErr w:type="spellEnd"/>
+            <w:r>
+              <w:rPr>
+                <w:rFonts w:ascii="Arial" w:hAnsi="Arial" w:cs="Arial"/>
+              </w:rPr>
+              <w:t xml:space="preserve">, </w:t>
+            </w:r>
+            <w:proofErr w:type="spellStart"/>
+            <w:r>
+              <w:rPr>
+                <w:rFonts w:ascii="Arial" w:hAnsi="Arial" w:cs="Arial"/>
+              </w:rPr>
+              <w:t>discusión</w:t>
+            </w:r>
+            <w:proofErr w:type="spellEnd"/>
+            <w:r>
+              <w:rPr>
+                <w:rFonts w:ascii="Arial" w:hAnsi="Arial" w:cs="Arial"/>
+              </w:rPr>
+              <w:t xml:space="preserve"> de roles y </w:t>
+            </w:r>
+            <w:proofErr w:type="spellStart"/>
+            <w:r>
+              <w:rPr>
+                <w:rFonts w:ascii="Arial" w:hAnsi="Arial" w:cs="Arial"/>
+              </w:rPr>
+              <w:t>definición</w:t>
+            </w:r>
+            <w:proofErr w:type="spellEnd"/>
+            <w:r>
+              <w:rPr>
+                <w:rFonts w:ascii="Arial" w:hAnsi="Arial" w:cs="Arial"/>
+              </w:rPr>
+              <w:t xml:space="preserve"> de </w:t>
+            </w:r>
+            <w:proofErr w:type="spellStart"/>
+            <w:r>
+              <w:rPr>
+                <w:rFonts w:ascii="Arial" w:hAnsi="Arial" w:cs="Arial"/>
+              </w:rPr>
+              <w:t>hitos</w:t>
+            </w:r>
+            <w:proofErr w:type="spellEnd"/>
+            <w:r>
+              <w:rPr>
+                <w:rFonts w:ascii="Arial" w:hAnsi="Arial" w:cs="Arial"/>
+              </w:rPr>
+              <w:t xml:space="preserve"> (10/04: </w:t>
+            </w:r>
+            <w:proofErr w:type="spellStart"/>
+            <w:r>
+              <w:rPr>
+                <w:rFonts w:ascii="Arial" w:hAnsi="Arial" w:cs="Arial"/>
+              </w:rPr>
+              <w:t>selección</w:t>
+            </w:r>
+            <w:proofErr w:type="spellEnd"/>
+            <w:r>
+              <w:rPr>
+                <w:rFonts w:ascii="Arial" w:hAnsi="Arial" w:cs="Arial"/>
+              </w:rPr>
+              <w:t xml:space="preserve">, 20/04: </w:t>
+            </w:r>
+            <w:proofErr w:type="spellStart"/>
+            <w:r>
+              <w:rPr>
+                <w:rFonts w:ascii="Arial" w:hAnsi="Arial" w:cs="Arial"/>
+              </w:rPr>
+              <w:t>implementación</w:t>
+            </w:r>
+            <w:proofErr w:type="spellEnd"/>
+            <w:r>
+              <w:rPr>
+                <w:rFonts w:ascii="Arial" w:hAnsi="Arial" w:cs="Arial"/>
+              </w:rPr>
+              <w:t xml:space="preserve">, 25/04: </w:t>
+            </w:r>
+            <w:proofErr w:type="spellStart"/>
+            <w:r>
+              <w:rPr>
+                <w:rFonts w:ascii="Arial" w:hAnsi="Arial" w:cs="Arial"/>
+              </w:rPr>
+              <w:t>pruebas</w:t>
+            </w:r>
+            <w:proofErr w:type="spellEnd"/>
+            <w:r>
+              <w:rPr>
+                <w:rFonts w:ascii="Arial" w:hAnsi="Arial" w:cs="Arial"/>
+              </w:rPr>
+              <w:t>).</w:t>
+            </w:r>
+          </w:p>
+        </w:tc>
+        <w:tc>
+          <w:tcPr>
+            <w:tcW w:w="1452" w:type="dxa"/>
+            <w:hideMark/>
+          </w:tcPr>
+          <w:p>
+            <w:pPr>
+              <w:spacing w:after="160" w:line="259" w:lineRule="auto"/>
+              <w:rPr>
+                <w:rFonts w:ascii="Arial" w:hAnsi="Arial" w:cs="Arial"/>
+              </w:rPr>
+            </w:pPr>
+            <w:proofErr w:type="spellStart"/>
+            <w:r>
+              <w:rPr>
+                <w:rFonts w:ascii="Arial" w:hAnsi="Arial" w:cs="Arial"/>
+              </w:rPr>
+              <w:t>Algoritmos</w:t>
+            </w:r>
+            <w:proofErr w:type="spellEnd"/>
+            <w:r>
+              <w:rPr>
+                <w:rFonts w:ascii="Arial" w:hAnsi="Arial" w:cs="Arial"/>
+              </w:rPr>
+              <w:t xml:space="preserve">: </w:t>
+            </w:r>
+            <w:proofErr w:type="spellStart"/>
+            <w:r>
+              <w:rPr>
+                <w:rFonts w:ascii="Arial" w:hAnsi="Arial" w:cs="Arial"/>
+              </w:rPr>
+              <w:t>Criba</w:t>
+            </w:r>
+            <w:proofErr w:type="spellEnd"/>
+            <w:r>
+              <w:rPr>
+                <w:rFonts w:ascii="Arial" w:hAnsi="Arial" w:cs="Arial"/>
+              </w:rPr>
+              <w:t xml:space="preserve"> de Eratóstenes, Miller-Rabin, División </w:t>
+            </w:r>
+            <w:proofErr w:type="spellStart"/>
+            <w:r>
+              <w:rPr>
+                <w:rFonts w:ascii="Arial" w:hAnsi="Arial" w:cs="Arial"/>
+              </w:rPr>
+              <w:t>por</w:t>
+            </w:r>
+            <w:proofErr w:type="spellEnd"/>
+            <w:r>
+              <w:rPr>
+                <w:rFonts w:ascii="Arial" w:hAnsi="Arial" w:cs="Arial"/>
+              </w:rPr>
+              <w:t xml:space="preserve"> </w:t>
+            </w:r>
+            <w:proofErr w:type="spellStart"/>
+            <w:r>
+              <w:rPr>
+                <w:rFonts w:ascii="Arial" w:hAnsi="Arial" w:cs="Arial"/>
+              </w:rPr>
+              <w:t>Ensayo</w:t>
+            </w:r>
+            <w:proofErr w:type="spellEnd"/>
+            <w:r>
+              <w:rPr>
+                <w:rFonts w:ascii="Arial" w:hAnsi="Arial" w:cs="Arial"/>
+              </w:rPr>
+              <w:t xml:space="preserve">, </w:t>
+            </w:r>
+            <w:proofErr w:type="spellStart"/>
+            <w:r>
+              <w:rPr>
+                <w:rFonts w:ascii="Arial" w:hAnsi="Arial" w:cs="Arial"/>
+              </w:rPr>
+              <w:t>Criba</w:t>
+            </w:r>
+            <w:proofErr w:type="spellEnd"/>
+            <w:r>
+              <w:rPr>
+                <w:rFonts w:ascii="Arial" w:hAnsi="Arial" w:cs="Arial"/>
+              </w:rPr>
+              <w:t xml:space="preserve"> de Atkin. </w:t>
+            </w:r>
+            <w:proofErr w:type="spellStart"/>
+            <w:r>
+              <w:rPr>
+                <w:rFonts w:ascii="Arial" w:hAnsi="Arial" w:cs="Arial"/>
+              </w:rPr>
+              <w:t>Reuniones</w:t>
+            </w:r>
+            <w:proofErr w:type="spellEnd"/>
+            <w:r>
+              <w:rPr>
+                <w:rFonts w:ascii="Arial" w:hAnsi="Arial" w:cs="Arial"/>
+              </w:rPr>
+              <w:t xml:space="preserve"> </w:t>
+            </w:r>
+            <w:proofErr w:type="spellStart"/>
+            <w:r>
+              <w:rPr>
+                <w:rFonts w:ascii="Arial" w:hAnsi="Arial" w:cs="Arial"/>
+              </w:rPr>
+              <w:t>semanales</w:t>
+            </w:r>
+            <w:proofErr w:type="spellEnd"/>
+            <w:r>
+              <w:rPr>
+                <w:rFonts w:ascii="Arial" w:hAnsi="Arial" w:cs="Arial"/>
+              </w:rPr>
+              <w:t>.</w:t>
+            </w:r>
+          </w:p>
+        </w:tc>
+        <w:tc>
+          <w:tcPr>
+            <w:tcW w:w="2650" w:type="dxa"/>
+            <w:hideMark/>
+          </w:tcPr>
+          <w:p>
+            <w:pPr>
+              <w:spacing w:after="160" w:line="259" w:lineRule="auto"/>
+              <w:rPr>
+                <w:rFonts w:ascii="Arial" w:hAnsi="Arial" w:cs="Arial"/>
+              </w:rPr>
+            </w:pPr>
+            <w:r>
+              <w:rPr>
+                <w:rFonts w:ascii="Arial" w:hAnsi="Arial" w:cs="Arial"/>
+              </w:rPr>
+              <w:t xml:space="preserve">Fabián: </w:t>
+            </w:r>
+            <w:proofErr w:type="spellStart"/>
+            <w:r>
+              <w:rPr>
+                <w:rFonts w:ascii="Arial" w:hAnsi="Arial" w:cs="Arial"/>
+              </w:rPr>
+              <w:t>Investigar</w:t>
+            </w:r>
+            <w:proofErr w:type="spellEnd"/>
+            <w:r>
+              <w:rPr>
+                <w:rFonts w:ascii="Arial" w:hAnsi="Arial" w:cs="Arial"/>
+              </w:rPr>
+              <w:t xml:space="preserve"> </w:t>
+            </w:r>
+            <w:proofErr w:type="spellStart"/>
+            <w:r>
+              <w:rPr>
+                <w:rFonts w:ascii="Arial" w:hAnsi="Arial" w:cs="Arial"/>
+              </w:rPr>
+              <w:t>algoritmos</w:t>
+            </w:r>
+            <w:proofErr w:type="spellEnd"/>
+            <w:r>
+              <w:rPr>
+                <w:rFonts w:ascii="Arial" w:hAnsi="Arial" w:cs="Arial"/>
+              </w:rPr>
+              <w:t>.</w:t>
+            </w:r>
+          </w:p>
+          <w:p>
+            <w:pPr>
+              <w:spacing w:after="160" w:line="259" w:lineRule="auto"/>
+              <w:rPr>
+                <w:rFonts w:ascii="Arial" w:hAnsi="Arial" w:cs="Arial"/>
+              </w:rPr>
+            </w:pPr>
+            <w:r>
+              <w:rPr>
+                <w:rFonts w:ascii="Arial" w:hAnsi="Arial" w:cs="Arial"/>
+              </w:rPr>
+              <w:t xml:space="preserve">Joseph: </w:t>
+            </w:r>
+            <w:proofErr w:type="spellStart"/>
+            <w:r>
+              <w:rPr>
+                <w:rFonts w:ascii="Arial" w:hAnsi="Arial" w:cs="Arial"/>
+              </w:rPr>
+              <w:t>Configurar</w:t>
+            </w:r>
+            <w:proofErr w:type="spellEnd"/>
+            <w:r>
+              <w:rPr>
+                <w:rFonts w:ascii="Arial" w:hAnsi="Arial" w:cs="Arial"/>
+              </w:rPr>
+              <w:t xml:space="preserve"> </w:t>
+            </w:r>
+            <w:proofErr w:type="spellStart"/>
+            <w:r>
+              <w:rPr>
+                <w:rFonts w:ascii="Arial" w:hAnsi="Arial" w:cs="Arial"/>
+              </w:rPr>
+              <w:t>repositorio</w:t>
+            </w:r>
+            <w:proofErr w:type="spellEnd"/>
+            <w:r>
+              <w:rPr>
+                <w:rFonts w:ascii="Arial" w:hAnsi="Arial" w:cs="Arial"/>
+              </w:rPr>
+              <w:t xml:space="preserve"> y </w:t>
+            </w:r>
+            <w:proofErr w:type="spellStart"/>
+            <w:r>
+              <w:rPr>
+                <w:rFonts w:ascii="Arial" w:hAnsi="Arial" w:cs="Arial"/>
+              </w:rPr>
+              <w:t>plantilla</w:t>
+            </w:r>
+            <w:proofErr w:type="spellEnd"/>
+            <w:r>
+              <w:rPr>
+                <w:rFonts w:ascii="Arial" w:hAnsi="Arial" w:cs="Arial"/>
+              </w:rPr>
+              <w:t xml:space="preserve"> de </w:t>
+            </w:r>
+            <w:proofErr w:type="spellStart"/>
+            <w:r>
+              <w:rPr>
+                <w:rFonts w:ascii="Arial" w:hAnsi="Arial" w:cs="Arial"/>
+              </w:rPr>
+              <w:t>documentación</w:t>
+            </w:r>
+            <w:proofErr w:type="spellEnd"/>
+            <w:r>
+              <w:rPr>
+                <w:rFonts w:ascii="Arial" w:hAnsi="Arial" w:cs="Arial"/>
+              </w:rPr>
+              <w:t>.</w:t>
+            </w:r>
+          </w:p>
+        </w:tc>
+      </w:tr>
+      <w:tr>
+        <w:tc>
+          <w:tcPr>
+            <w:tcW w:w="1379" w:type="dxa"/>
+            <w:hideMark/>
+          </w:tcPr>
+          <w:p>
+            <w:pPr>
+              <w:spacing w:after="160" w:line="259" w:lineRule="auto"/>
+              <w:rPr>
+                <w:rFonts w:ascii="Arial" w:hAnsi="Arial" w:cs="Arial"/>
+              </w:rPr>
+            </w:pPr>
+            <w:r>
+              <w:rPr>
+                <w:rFonts w:ascii="Arial" w:hAnsi="Arial" w:cs="Arial"/>
+              </w:rPr>
+              <w:t>10/04/2025, 14:00-15:00</w:t>
+            </w:r>
+          </w:p>
+        </w:tc>
+        <w:tc>
+          <w:tcPr>
+            <w:tcW w:w="925" w:type="dxa"/>
+            <w:hideMark/>
+          </w:tcPr>
+          <w:p>
+            <w:pPr>
+              <w:spacing w:after="160" w:line="259" w:lineRule="auto"/>
+              <w:rPr>
+                <w:rFonts w:ascii="Arial" w:hAnsi="Arial" w:cs="Arial"/>
+              </w:rPr>
+            </w:pPr>
+            <w:r>
+              <w:rPr>
+                <w:rFonts w:ascii="Arial" w:hAnsi="Arial" w:cs="Arial"/>
+              </w:rPr>
+              <w:t>Virtual (Zoom)</w:t>
+            </w:r>
+          </w:p>
+        </w:tc>
+        <w:tc>
+          <w:tcPr>
+            <w:tcW w:w="1329" w:type="dxa"/>
+            <w:hideMark/>
+          </w:tcPr>
+          <w:p>
+            <w:pPr>
+              <w:spacing w:after="160" w:line="259" w:lineRule="auto"/>
+              <w:rPr>
+                <w:rFonts w:ascii="Arial" w:hAnsi="Arial" w:cs="Arial"/>
+              </w:rPr>
+            </w:pPr>
+            <w:r>
+              <w:rPr>
+                <w:rFonts w:ascii="Arial" w:hAnsi="Arial" w:cs="Arial"/>
+              </w:rPr>
+              <w:t>Fabián Vargas, Joseph Salas</w:t>
+            </w:r>
+          </w:p>
+        </w:tc>
+        <w:tc>
+          <w:tcPr>
+            <w:tcW w:w="2431" w:type="dxa"/>
+            <w:hideMark/>
+          </w:tcPr>
+          <w:p>
+            <w:pPr>
+              <w:spacing w:after="160" w:line="259" w:lineRule="auto"/>
+              <w:rPr>
+                <w:rFonts w:ascii="Arial" w:hAnsi="Arial" w:cs="Arial"/>
+              </w:rPr>
+            </w:pPr>
+            <w:r>
+              <w:rPr>
+                <w:rFonts w:ascii="Arial" w:hAnsi="Arial" w:cs="Arial"/>
+              </w:rPr>
+              <w:t xml:space="preserve">1. </w:t>
+            </w:r>
+            <w:proofErr w:type="spellStart"/>
+            <w:r>
+              <w:rPr>
+                <w:rFonts w:ascii="Arial" w:hAnsi="Arial" w:cs="Arial"/>
+              </w:rPr>
+              <w:t>Revisión</w:t>
+            </w:r>
+            <w:proofErr w:type="spellEnd"/>
+            <w:r>
+              <w:rPr>
+                <w:rFonts w:ascii="Arial" w:hAnsi="Arial" w:cs="Arial"/>
+              </w:rPr>
+              <w:t xml:space="preserve"> de investigación</w:t>
+            </w:r>
+          </w:p>
+          <w:p>
+            <w:pPr>
+              <w:spacing w:after="160" w:line="259" w:lineRule="auto"/>
+              <w:rPr>
+                <w:rFonts w:ascii="Arial" w:hAnsi="Arial" w:cs="Arial"/>
+              </w:rPr>
+            </w:pPr>
+            <w:r>
+              <w:rPr>
+                <w:rFonts w:ascii="Arial" w:hAnsi="Arial" w:cs="Arial"/>
+              </w:rPr>
+              <w:t xml:space="preserve">2. </w:t>
+            </w:r>
+            <w:proofErr w:type="spellStart"/>
+            <w:r>
+              <w:rPr>
+                <w:rFonts w:ascii="Arial" w:hAnsi="Arial" w:cs="Arial"/>
+              </w:rPr>
+              <w:t>Desafíos</w:t>
+            </w:r>
+            <w:proofErr w:type="spellEnd"/>
+            <w:r>
+              <w:rPr>
+                <w:rFonts w:ascii="Arial" w:hAnsi="Arial" w:cs="Arial"/>
+              </w:rPr>
+              <w:t xml:space="preserve"> de </w:t>
+            </w:r>
+            <w:proofErr w:type="spellStart"/>
+            <w:r>
+              <w:rPr>
+                <w:rFonts w:ascii="Arial" w:hAnsi="Arial" w:cs="Arial"/>
+              </w:rPr>
+              <w:t>implementación</w:t>
+            </w:r>
+            <w:proofErr w:type="spellEnd"/>
+          </w:p>
+        </w:tc>
+        <w:tc>
+          <w:tcPr>
+            <w:tcW w:w="2013" w:type="dxa"/>
+            <w:hideMark/>
+          </w:tcPr>
+          <w:p>
+            <w:pPr>
+              <w:spacing w:after="160" w:line="259" w:lineRule="auto"/>
+              <w:rPr>
+                <w:rFonts w:ascii="Arial" w:hAnsi="Arial" w:cs="Arial"/>
+              </w:rPr>
+            </w:pPr>
+            <w:proofErr w:type="spellStart"/>
+            <w:r>
+              <w:rPr>
+                <w:rFonts w:ascii="Arial" w:hAnsi="Arial" w:cs="Arial"/>
+              </w:rPr>
+              <w:t>Investigación</w:t>
+            </w:r>
+            <w:proofErr w:type="spellEnd"/>
+            <w:r>
+              <w:rPr>
+                <w:rFonts w:ascii="Arial" w:hAnsi="Arial" w:cs="Arial"/>
+              </w:rPr>
+              <w:t xml:space="preserve"> de </w:t>
+            </w:r>
+            <w:proofErr w:type="spellStart"/>
+            <w:r>
+              <w:rPr>
+                <w:rFonts w:ascii="Arial" w:hAnsi="Arial" w:cs="Arial"/>
+              </w:rPr>
+              <w:t>algoritmos</w:t>
+            </w:r>
+            <w:proofErr w:type="spellEnd"/>
+            <w:r>
+              <w:rPr>
+                <w:rFonts w:ascii="Arial" w:hAnsi="Arial" w:cs="Arial"/>
+              </w:rPr>
+              <w:t xml:space="preserve"> </w:t>
+            </w:r>
+            <w:proofErr w:type="spellStart"/>
+            <w:r>
+              <w:rPr>
+                <w:rFonts w:ascii="Arial" w:hAnsi="Arial" w:cs="Arial"/>
+              </w:rPr>
+              <w:t>presentada</w:t>
+            </w:r>
+            <w:proofErr w:type="spellEnd"/>
+            <w:r>
+              <w:rPr>
+                <w:rFonts w:ascii="Arial" w:hAnsi="Arial" w:cs="Arial"/>
+              </w:rPr>
+              <w:t xml:space="preserve">. </w:t>
+            </w:r>
+            <w:proofErr w:type="spellStart"/>
+            <w:r>
+              <w:rPr>
+                <w:rFonts w:ascii="Arial" w:hAnsi="Arial" w:cs="Arial"/>
+              </w:rPr>
+              <w:t>Desafíos</w:t>
+            </w:r>
+            <w:proofErr w:type="spellEnd"/>
+            <w:r>
+              <w:rPr>
+                <w:rFonts w:ascii="Arial" w:hAnsi="Arial" w:cs="Arial"/>
+              </w:rPr>
+              <w:t xml:space="preserve">: </w:t>
+            </w:r>
+            <w:proofErr w:type="spellStart"/>
+            <w:r>
+              <w:rPr>
+                <w:rFonts w:ascii="Arial" w:hAnsi="Arial" w:cs="Arial"/>
+              </w:rPr>
+              <w:t>optimizar</w:t>
+            </w:r>
+            <w:proofErr w:type="spellEnd"/>
+            <w:r>
+              <w:rPr>
+                <w:rFonts w:ascii="Arial" w:hAnsi="Arial" w:cs="Arial"/>
+              </w:rPr>
+              <w:t xml:space="preserve"> </w:t>
+            </w:r>
+            <w:proofErr w:type="spellStart"/>
+            <w:r>
+              <w:rPr>
+                <w:rFonts w:ascii="Arial" w:hAnsi="Arial" w:cs="Arial"/>
+              </w:rPr>
+              <w:t>Criba</w:t>
+            </w:r>
+            <w:proofErr w:type="spellEnd"/>
+            <w:r>
+              <w:rPr>
+                <w:rFonts w:ascii="Arial" w:hAnsi="Arial" w:cs="Arial"/>
+              </w:rPr>
+              <w:t xml:space="preserve"> de Atkin y </w:t>
+            </w:r>
+            <w:proofErr w:type="spellStart"/>
+            <w:r>
+              <w:rPr>
+                <w:rFonts w:ascii="Arial" w:hAnsi="Arial" w:cs="Arial"/>
+              </w:rPr>
+              <w:t>precisión</w:t>
+            </w:r>
+            <w:proofErr w:type="spellEnd"/>
+            <w:r>
+              <w:rPr>
+                <w:rFonts w:ascii="Arial" w:hAnsi="Arial" w:cs="Arial"/>
+              </w:rPr>
+              <w:t xml:space="preserve"> de Miller-Rabin.</w:t>
+            </w:r>
+          </w:p>
+        </w:tc>
+        <w:tc>
+          <w:tcPr>
+            <w:tcW w:w="1452" w:type="dxa"/>
+            <w:hideMark/>
+          </w:tcPr>
+          <w:p>
+            <w:pPr>
+              <w:spacing w:after="160" w:line="259" w:lineRule="auto"/>
+              <w:rPr>
+                <w:rFonts w:ascii="Arial" w:hAnsi="Arial" w:cs="Arial"/>
+              </w:rPr>
+            </w:pPr>
+            <w:proofErr w:type="spellStart"/>
+            <w:r>
+              <w:rPr>
+                <w:rFonts w:ascii="Arial" w:hAnsi="Arial" w:cs="Arial"/>
+              </w:rPr>
+              <w:t>Comenzar</w:t>
+            </w:r>
+            <w:proofErr w:type="spellEnd"/>
+            <w:r>
+              <w:rPr>
+                <w:rFonts w:ascii="Arial" w:hAnsi="Arial" w:cs="Arial"/>
+              </w:rPr>
+              <w:t xml:space="preserve"> con </w:t>
+            </w:r>
+            <w:proofErr w:type="spellStart"/>
+            <w:r>
+              <w:rPr>
+                <w:rFonts w:ascii="Arial" w:hAnsi="Arial" w:cs="Arial"/>
+              </w:rPr>
+              <w:t>Criba</w:t>
+            </w:r>
+            <w:proofErr w:type="spellEnd"/>
+            <w:r>
+              <w:rPr>
+                <w:rFonts w:ascii="Arial" w:hAnsi="Arial" w:cs="Arial"/>
+              </w:rPr>
+              <w:t xml:space="preserve"> de Eratóstenes.</w:t>
+            </w:r>
+          </w:p>
+        </w:tc>
+        <w:tc>
+          <w:tcPr>
+            <w:tcW w:w="2650" w:type="dxa"/>
+            <w:hideMark/>
+          </w:tcPr>
+          <w:p>
+            <w:pPr>
+              <w:spacing w:after="160" w:line="259" w:lineRule="auto"/>
+              <w:rPr>
+                <w:rFonts w:ascii="Arial" w:hAnsi="Arial" w:cs="Arial"/>
+              </w:rPr>
+            </w:pPr>
+            <w:r>
+              <w:rPr>
+                <w:rFonts w:ascii="Arial" w:hAnsi="Arial" w:cs="Arial"/>
+              </w:rPr>
+              <w:t xml:space="preserve">Fabián: </w:t>
+            </w:r>
+            <w:proofErr w:type="spellStart"/>
+            <w:r>
+              <w:rPr>
+                <w:rFonts w:ascii="Arial" w:hAnsi="Arial" w:cs="Arial"/>
+              </w:rPr>
+              <w:t>Iniciar</w:t>
+            </w:r>
+            <w:proofErr w:type="spellEnd"/>
+            <w:r>
+              <w:rPr>
+                <w:rFonts w:ascii="Arial" w:hAnsi="Arial" w:cs="Arial"/>
+              </w:rPr>
+              <w:t xml:space="preserve"> </w:t>
+            </w:r>
+            <w:proofErr w:type="spellStart"/>
+            <w:r>
+              <w:rPr>
+                <w:rFonts w:ascii="Arial" w:hAnsi="Arial" w:cs="Arial"/>
+              </w:rPr>
+              <w:t>codificación</w:t>
+            </w:r>
+            <w:proofErr w:type="spellEnd"/>
+            <w:r>
+              <w:rPr>
+                <w:rFonts w:ascii="Arial" w:hAnsi="Arial" w:cs="Arial"/>
+              </w:rPr>
+              <w:t>.</w:t>
+            </w:r>
+          </w:p>
+          <w:p>
+            <w:pPr>
+              <w:spacing w:after="160" w:line="259" w:lineRule="auto"/>
+              <w:rPr>
+                <w:rFonts w:ascii="Arial" w:hAnsi="Arial" w:cs="Arial"/>
+              </w:rPr>
+            </w:pPr>
+            <w:r>
+              <w:rPr>
+                <w:rFonts w:ascii="Arial" w:hAnsi="Arial" w:cs="Arial"/>
+              </w:rPr>
+              <w:t xml:space="preserve">Joseph: </w:t>
+            </w:r>
+            <w:proofErr w:type="spellStart"/>
+            <w:r>
+              <w:rPr>
+                <w:rFonts w:ascii="Arial" w:hAnsi="Arial" w:cs="Arial"/>
+              </w:rPr>
+              <w:t>Elaborar</w:t>
+            </w:r>
+            <w:proofErr w:type="spellEnd"/>
+            <w:r>
+              <w:rPr>
+                <w:rFonts w:ascii="Arial" w:hAnsi="Arial" w:cs="Arial"/>
+              </w:rPr>
+              <w:t xml:space="preserve"> plan de </w:t>
+            </w:r>
+            <w:proofErr w:type="spellStart"/>
+            <w:r>
+              <w:rPr>
+                <w:rFonts w:ascii="Arial" w:hAnsi="Arial" w:cs="Arial"/>
+              </w:rPr>
+              <w:t>pruebas</w:t>
+            </w:r>
+            <w:proofErr w:type="spellEnd"/>
+            <w:r>
+              <w:rPr>
+                <w:rFonts w:ascii="Arial" w:hAnsi="Arial" w:cs="Arial"/>
+              </w:rPr>
+              <w:t>.</w:t>
+            </w:r>
+          </w:p>
+        </w:tc>
+      </w:tr>
+      <w:tr>
+        <w:tc>
+          <w:tcPr>
+            <w:tcW w:w="1379" w:type="dxa"/>
+            <w:hideMark/>
+          </w:tcPr>
+          <w:p>
+            <w:pPr>
+              <w:spacing w:after="160" w:line="259" w:lineRule="auto"/>
+              <w:rPr>
+                <w:rFonts w:ascii="Arial" w:hAnsi="Arial" w:cs="Arial"/>
+              </w:rPr>
+            </w:pPr>
+            <w:r>
+              <w:rPr>
+                <w:rFonts w:ascii="Arial" w:hAnsi="Arial" w:cs="Arial"/>
+              </w:rPr>
+              <w:t>20/04/2025, 11:00-12:00</w:t>
+            </w:r>
+          </w:p>
+        </w:tc>
+        <w:tc>
+          <w:tcPr>
+            <w:tcW w:w="925" w:type="dxa"/>
+            <w:hideMark/>
+          </w:tcPr>
+          <w:p>
+            <w:pPr>
+              <w:spacing w:after="160" w:line="259" w:lineRule="auto"/>
+              <w:rPr>
+                <w:rFonts w:ascii="Arial" w:hAnsi="Arial" w:cs="Arial"/>
+              </w:rPr>
+            </w:pPr>
+            <w:r>
+              <w:rPr>
+                <w:rFonts w:ascii="Arial" w:hAnsi="Arial" w:cs="Arial"/>
+              </w:rPr>
+              <w:t>Virtual (Zoom)</w:t>
+            </w:r>
+          </w:p>
+        </w:tc>
+        <w:tc>
+          <w:tcPr>
+            <w:tcW w:w="1329" w:type="dxa"/>
+            <w:hideMark/>
+          </w:tcPr>
+          <w:p>
+            <w:pPr>
+              <w:spacing w:after="160" w:line="259" w:lineRule="auto"/>
+              <w:rPr>
+                <w:rFonts w:ascii="Arial" w:hAnsi="Arial" w:cs="Arial"/>
+              </w:rPr>
+            </w:pPr>
+            <w:r>
+              <w:rPr>
+                <w:rFonts w:ascii="Arial" w:hAnsi="Arial" w:cs="Arial"/>
+              </w:rPr>
+              <w:t>Fabián Vargas, Joseph Salas</w:t>
+            </w:r>
+          </w:p>
+        </w:tc>
+        <w:tc>
+          <w:tcPr>
+            <w:tcW w:w="2431" w:type="dxa"/>
+            <w:hideMark/>
+          </w:tcPr>
+          <w:p>
+            <w:pPr>
+              <w:spacing w:after="160" w:line="259" w:lineRule="auto"/>
+              <w:rPr>
+                <w:rFonts w:ascii="Arial" w:hAnsi="Arial" w:cs="Arial"/>
+              </w:rPr>
+            </w:pPr>
+            <w:r>
+              <w:rPr>
+                <w:rFonts w:ascii="Arial" w:hAnsi="Arial" w:cs="Arial"/>
+              </w:rPr>
+              <w:t xml:space="preserve">1. </w:t>
+            </w:r>
+            <w:proofErr w:type="spellStart"/>
+            <w:r>
+              <w:rPr>
+                <w:rFonts w:ascii="Arial" w:hAnsi="Arial" w:cs="Arial"/>
+              </w:rPr>
+              <w:t>Revisión</w:t>
+            </w:r>
+            <w:proofErr w:type="spellEnd"/>
+            <w:r>
+              <w:rPr>
+                <w:rFonts w:ascii="Arial" w:hAnsi="Arial" w:cs="Arial"/>
+              </w:rPr>
+              <w:t xml:space="preserve"> de implementaciones</w:t>
+            </w:r>
+          </w:p>
+          <w:p>
+            <w:pPr>
+              <w:spacing w:after="160" w:line="259" w:lineRule="auto"/>
+              <w:rPr>
+                <w:rFonts w:ascii="Arial" w:hAnsi="Arial" w:cs="Arial"/>
+              </w:rPr>
+            </w:pPr>
+            <w:r>
+              <w:rPr>
+                <w:rFonts w:ascii="Arial" w:hAnsi="Arial" w:cs="Arial"/>
+              </w:rPr>
+              <w:t xml:space="preserve">2. </w:t>
+            </w:r>
+            <w:proofErr w:type="spellStart"/>
+            <w:r>
+              <w:rPr>
+                <w:rFonts w:ascii="Arial" w:hAnsi="Arial" w:cs="Arial"/>
+              </w:rPr>
+              <w:t>Resultados</w:t>
+            </w:r>
+            <w:proofErr w:type="spellEnd"/>
+            <w:r>
+              <w:rPr>
+                <w:rFonts w:ascii="Arial" w:hAnsi="Arial" w:cs="Arial"/>
+              </w:rPr>
+              <w:t xml:space="preserve"> de </w:t>
+            </w:r>
+            <w:proofErr w:type="spellStart"/>
+            <w:r>
+              <w:rPr>
+                <w:rFonts w:ascii="Arial" w:hAnsi="Arial" w:cs="Arial"/>
+              </w:rPr>
+              <w:t>pruebas</w:t>
+            </w:r>
+            <w:proofErr w:type="spellEnd"/>
+          </w:p>
+        </w:tc>
+        <w:tc>
+          <w:tcPr>
+            <w:tcW w:w="2013" w:type="dxa"/>
+            <w:hideMark/>
+          </w:tcPr>
+          <w:p>
+            <w:pPr>
+              <w:spacing w:after="160" w:line="259" w:lineRule="auto"/>
+              <w:rPr>
+                <w:rFonts w:ascii="Arial" w:hAnsi="Arial" w:cs="Arial"/>
+              </w:rPr>
+            </w:pPr>
+            <w:proofErr w:type="spellStart"/>
+            <w:r>
+              <w:rPr>
+                <w:rFonts w:ascii="Arial" w:hAnsi="Arial" w:cs="Arial"/>
+              </w:rPr>
+              <w:t>Criba</w:t>
+            </w:r>
+            <w:proofErr w:type="spellEnd"/>
+            <w:r>
+              <w:rPr>
+                <w:rFonts w:ascii="Arial" w:hAnsi="Arial" w:cs="Arial"/>
+              </w:rPr>
+              <w:t xml:space="preserve"> de Eratóstenes y División </w:t>
+            </w:r>
+            <w:proofErr w:type="spellStart"/>
+            <w:r>
+              <w:rPr>
+                <w:rFonts w:ascii="Arial" w:hAnsi="Arial" w:cs="Arial"/>
+              </w:rPr>
+              <w:t>por</w:t>
+            </w:r>
+            <w:proofErr w:type="spellEnd"/>
+            <w:r>
+              <w:rPr>
+                <w:rFonts w:ascii="Arial" w:hAnsi="Arial" w:cs="Arial"/>
+              </w:rPr>
+              <w:t xml:space="preserve"> </w:t>
+            </w:r>
+            <w:proofErr w:type="spellStart"/>
+            <w:r>
+              <w:rPr>
+                <w:rFonts w:ascii="Arial" w:hAnsi="Arial" w:cs="Arial"/>
+              </w:rPr>
+              <w:t>Ensayo</w:t>
+            </w:r>
+            <w:proofErr w:type="spellEnd"/>
+            <w:r>
+              <w:rPr>
+                <w:rFonts w:ascii="Arial" w:hAnsi="Arial" w:cs="Arial"/>
+              </w:rPr>
+              <w:t xml:space="preserve"> </w:t>
+            </w:r>
+            <w:proofErr w:type="spellStart"/>
+            <w:r>
+              <w:rPr>
+                <w:rFonts w:ascii="Arial" w:hAnsi="Arial" w:cs="Arial"/>
+              </w:rPr>
+              <w:t>implementados</w:t>
+            </w:r>
+            <w:proofErr w:type="spellEnd"/>
+            <w:r>
+              <w:rPr>
+                <w:rFonts w:ascii="Arial" w:hAnsi="Arial" w:cs="Arial"/>
+              </w:rPr>
+              <w:t xml:space="preserve">. </w:t>
+            </w:r>
+            <w:proofErr w:type="spellStart"/>
+            <w:r>
+              <w:rPr>
+                <w:rFonts w:ascii="Arial" w:hAnsi="Arial" w:cs="Arial"/>
+              </w:rPr>
+              <w:t>Problemas</w:t>
+            </w:r>
+            <w:proofErr w:type="spellEnd"/>
+            <w:r>
+              <w:rPr>
+                <w:rFonts w:ascii="Arial" w:hAnsi="Arial" w:cs="Arial"/>
+              </w:rPr>
+              <w:t xml:space="preserve"> de </w:t>
+            </w:r>
+            <w:proofErr w:type="spellStart"/>
+            <w:r>
+              <w:rPr>
+                <w:rFonts w:ascii="Arial" w:hAnsi="Arial" w:cs="Arial"/>
+              </w:rPr>
+              <w:t>rendimiento</w:t>
+            </w:r>
+            <w:proofErr w:type="spellEnd"/>
+            <w:r>
+              <w:rPr>
+                <w:rFonts w:ascii="Arial" w:hAnsi="Arial" w:cs="Arial"/>
+              </w:rPr>
+              <w:t xml:space="preserve"> con entradas </w:t>
+            </w:r>
+            <w:proofErr w:type="spellStart"/>
+            <w:r>
+              <w:rPr>
+                <w:rFonts w:ascii="Arial" w:hAnsi="Arial" w:cs="Arial"/>
+              </w:rPr>
+              <w:t>grandes</w:t>
+            </w:r>
+            <w:proofErr w:type="spellEnd"/>
+            <w:r>
+              <w:rPr>
+                <w:rFonts w:ascii="Arial" w:hAnsi="Arial" w:cs="Arial"/>
+              </w:rPr>
+              <w:t>.</w:t>
+            </w:r>
+          </w:p>
+        </w:tc>
+        <w:tc>
+          <w:tcPr>
+            <w:tcW w:w="1452" w:type="dxa"/>
+            <w:hideMark/>
+          </w:tcPr>
+          <w:p>
+            <w:pPr>
+              <w:spacing w:after="160" w:line="259" w:lineRule="auto"/>
+              <w:rPr>
+                <w:rFonts w:ascii="Arial" w:hAnsi="Arial" w:cs="Arial"/>
+              </w:rPr>
+            </w:pPr>
+            <w:proofErr w:type="spellStart"/>
+            <w:r>
+              <w:rPr>
+                <w:rFonts w:ascii="Arial" w:hAnsi="Arial" w:cs="Arial"/>
+              </w:rPr>
+              <w:t>Optimizar</w:t>
+            </w:r>
+            <w:proofErr w:type="spellEnd"/>
+            <w:r>
+              <w:rPr>
+                <w:rFonts w:ascii="Arial" w:hAnsi="Arial" w:cs="Arial"/>
+              </w:rPr>
+              <w:t xml:space="preserve"> </w:t>
+            </w:r>
+            <w:proofErr w:type="spellStart"/>
+            <w:r>
+              <w:rPr>
+                <w:rFonts w:ascii="Arial" w:hAnsi="Arial" w:cs="Arial"/>
+              </w:rPr>
+              <w:t>código</w:t>
+            </w:r>
+            <w:proofErr w:type="spellEnd"/>
+            <w:r>
+              <w:rPr>
+                <w:rFonts w:ascii="Arial" w:hAnsi="Arial" w:cs="Arial"/>
+              </w:rPr>
+              <w:t xml:space="preserve"> para entradas </w:t>
+            </w:r>
+            <w:proofErr w:type="spellStart"/>
+            <w:r>
+              <w:rPr>
+                <w:rFonts w:ascii="Arial" w:hAnsi="Arial" w:cs="Arial"/>
+              </w:rPr>
+              <w:t>grandes</w:t>
+            </w:r>
+            <w:proofErr w:type="spellEnd"/>
+            <w:r>
+              <w:rPr>
+                <w:rFonts w:ascii="Arial" w:hAnsi="Arial" w:cs="Arial"/>
+              </w:rPr>
+              <w:t>.</w:t>
+            </w:r>
+          </w:p>
+        </w:tc>
+        <w:tc>
+          <w:tcPr>
+            <w:tcW w:w="2650" w:type="dxa"/>
+            <w:hideMark/>
+          </w:tcPr>
+          <w:p>
+            <w:pPr>
+              <w:spacing w:after="160" w:line="259" w:lineRule="auto"/>
+              <w:rPr>
+                <w:rFonts w:ascii="Arial" w:hAnsi="Arial" w:cs="Arial"/>
+              </w:rPr>
+            </w:pPr>
+            <w:r>
+              <w:rPr>
+                <w:rFonts w:ascii="Arial" w:hAnsi="Arial" w:cs="Arial"/>
+              </w:rPr>
+              <w:t xml:space="preserve">Fabián: </w:t>
+            </w:r>
+            <w:proofErr w:type="spellStart"/>
+            <w:r>
+              <w:rPr>
+                <w:rFonts w:ascii="Arial" w:hAnsi="Arial" w:cs="Arial"/>
+              </w:rPr>
+              <w:t>Optimizar</w:t>
+            </w:r>
+            <w:proofErr w:type="spellEnd"/>
+            <w:r>
+              <w:rPr>
+                <w:rFonts w:ascii="Arial" w:hAnsi="Arial" w:cs="Arial"/>
+              </w:rPr>
+              <w:t xml:space="preserve"> </w:t>
+            </w:r>
+            <w:proofErr w:type="spellStart"/>
+            <w:r>
+              <w:rPr>
+                <w:rFonts w:ascii="Arial" w:hAnsi="Arial" w:cs="Arial"/>
+              </w:rPr>
+              <w:t>algoritmos</w:t>
+            </w:r>
+            <w:proofErr w:type="spellEnd"/>
+            <w:r>
+              <w:rPr>
+                <w:rFonts w:ascii="Arial" w:hAnsi="Arial" w:cs="Arial"/>
+              </w:rPr>
+              <w:t>.</w:t>
+            </w:r>
+          </w:p>
+          <w:p>
+            <w:pPr>
+              <w:spacing w:after="160" w:line="259" w:lineRule="auto"/>
+              <w:rPr>
+                <w:rFonts w:ascii="Arial" w:hAnsi="Arial" w:cs="Arial"/>
+              </w:rPr>
+            </w:pPr>
+            <w:r>
+              <w:rPr>
+                <w:rFonts w:ascii="Arial" w:hAnsi="Arial" w:cs="Arial"/>
+              </w:rPr>
+              <w:t xml:space="preserve">Joseph: </w:t>
+            </w:r>
+            <w:proofErr w:type="spellStart"/>
+            <w:r>
+              <w:rPr>
+                <w:rFonts w:ascii="Arial" w:hAnsi="Arial" w:cs="Arial"/>
+              </w:rPr>
+              <w:t>Continuar</w:t>
+            </w:r>
+            <w:proofErr w:type="spellEnd"/>
+            <w:r>
+              <w:rPr>
+                <w:rFonts w:ascii="Arial" w:hAnsi="Arial" w:cs="Arial"/>
+              </w:rPr>
+              <w:t xml:space="preserve"> </w:t>
+            </w:r>
+            <w:proofErr w:type="spellStart"/>
+            <w:r>
+              <w:rPr>
+                <w:rFonts w:ascii="Arial" w:hAnsi="Arial" w:cs="Arial"/>
+              </w:rPr>
+              <w:t>pruebas</w:t>
+            </w:r>
+            <w:proofErr w:type="spellEnd"/>
+            <w:r>
+              <w:rPr>
+                <w:rFonts w:ascii="Arial" w:hAnsi="Arial" w:cs="Arial"/>
+              </w:rPr>
+              <w:t xml:space="preserve"> y </w:t>
+            </w:r>
+            <w:proofErr w:type="spellStart"/>
+            <w:r>
+              <w:rPr>
+                <w:rFonts w:ascii="Arial" w:hAnsi="Arial" w:cs="Arial"/>
+              </w:rPr>
+              <w:t>redactar</w:t>
+            </w:r>
+            <w:proofErr w:type="spellEnd"/>
+            <w:r>
+              <w:rPr>
+                <w:rFonts w:ascii="Arial" w:hAnsi="Arial" w:cs="Arial"/>
+              </w:rPr>
+              <w:t xml:space="preserve"> </w:t>
+            </w:r>
+            <w:proofErr w:type="spellStart"/>
+            <w:r>
+              <w:rPr>
+                <w:rFonts w:ascii="Arial" w:hAnsi="Arial" w:cs="Arial"/>
+              </w:rPr>
+              <w:t>documentación</w:t>
+            </w:r>
+            <w:proofErr w:type="spellEnd"/>
+            <w:r>
+              <w:rPr>
+                <w:rFonts w:ascii="Arial" w:hAnsi="Arial" w:cs="Arial"/>
+              </w:rPr>
+              <w:t>.</w:t>
+            </w:r>
+          </w:p>
+        </w:tc>
+      </w:tr>
+      <w:tr>
+        <w:tc>
+          <w:tcPr>
+            <w:tcW w:w="1379" w:type="dxa"/>
+            <w:hideMark/>
+          </w:tcPr>
+          <w:p>
+            <w:pPr>
+              <w:spacing w:after="160" w:line="259" w:lineRule="auto"/>
+              <w:rPr>
+                <w:rFonts w:ascii="Arial" w:hAnsi="Arial" w:cs="Arial"/>
+              </w:rPr>
+            </w:pPr>
+            <w:r>
+              <w:rPr>
+                <w:rFonts w:ascii="Arial" w:hAnsi="Arial" w:cs="Arial"/>
+              </w:rPr>
+              <w:t>28/04/2025, 15:00-16:00</w:t>
+            </w:r>
+          </w:p>
+        </w:tc>
+        <w:tc>
+          <w:tcPr>
+            <w:tcW w:w="925" w:type="dxa"/>
+            <w:hideMark/>
+          </w:tcPr>
+          <w:p>
+            <w:pPr>
+              <w:spacing w:after="160" w:line="259" w:lineRule="auto"/>
+              <w:rPr>
+                <w:rFonts w:ascii="Arial" w:hAnsi="Arial" w:cs="Arial"/>
+              </w:rPr>
+            </w:pPr>
+            <w:r>
+              <w:rPr>
+                <w:rFonts w:ascii="Arial" w:hAnsi="Arial" w:cs="Arial"/>
+              </w:rPr>
+              <w:t>Virtual (Zoom)</w:t>
+            </w:r>
+          </w:p>
+        </w:tc>
+        <w:tc>
+          <w:tcPr>
+            <w:tcW w:w="1329" w:type="dxa"/>
+            <w:hideMark/>
+          </w:tcPr>
+          <w:p>
+            <w:pPr>
+              <w:spacing w:after="160" w:line="259" w:lineRule="auto"/>
+              <w:rPr>
+                <w:rFonts w:ascii="Arial" w:hAnsi="Arial" w:cs="Arial"/>
+              </w:rPr>
+            </w:pPr>
+            <w:r>
+              <w:rPr>
+                <w:rFonts w:ascii="Arial" w:hAnsi="Arial" w:cs="Arial"/>
+              </w:rPr>
+              <w:t>Fabián Vargas, Joseph Salas</w:t>
+            </w:r>
+          </w:p>
+        </w:tc>
+        <w:tc>
+          <w:tcPr>
+            <w:tcW w:w="2431" w:type="dxa"/>
+            <w:hideMark/>
+          </w:tcPr>
+          <w:p>
+            <w:pPr>
+              <w:spacing w:after="160" w:line="259" w:lineRule="auto"/>
+              <w:rPr>
+                <w:rFonts w:ascii="Arial" w:hAnsi="Arial" w:cs="Arial"/>
+              </w:rPr>
+            </w:pPr>
+            <w:r>
+              <w:rPr>
+                <w:rFonts w:ascii="Arial" w:hAnsi="Arial" w:cs="Arial"/>
+              </w:rPr>
+              <w:t xml:space="preserve">1. </w:t>
+            </w:r>
+            <w:proofErr w:type="spellStart"/>
+            <w:r>
+              <w:rPr>
+                <w:rFonts w:ascii="Arial" w:hAnsi="Arial" w:cs="Arial"/>
+              </w:rPr>
+              <w:t>Revisión</w:t>
+            </w:r>
+            <w:proofErr w:type="spellEnd"/>
+            <w:r>
+              <w:rPr>
+                <w:rFonts w:ascii="Arial" w:hAnsi="Arial" w:cs="Arial"/>
+              </w:rPr>
+              <w:t xml:space="preserve"> final</w:t>
+            </w:r>
+          </w:p>
+          <w:p>
+            <w:pPr>
+              <w:spacing w:after="160" w:line="259" w:lineRule="auto"/>
+              <w:rPr>
+                <w:rFonts w:ascii="Arial" w:hAnsi="Arial" w:cs="Arial"/>
+              </w:rPr>
+            </w:pPr>
+            <w:r>
+              <w:rPr>
+                <w:rFonts w:ascii="Arial" w:hAnsi="Arial" w:cs="Arial"/>
+              </w:rPr>
+              <w:t xml:space="preserve">2. </w:t>
+            </w:r>
+            <w:proofErr w:type="spellStart"/>
+            <w:r>
+              <w:rPr>
+                <w:rFonts w:ascii="Arial" w:hAnsi="Arial" w:cs="Arial"/>
+              </w:rPr>
+              <w:t>Finalización</w:t>
+            </w:r>
+            <w:proofErr w:type="spellEnd"/>
+            <w:r>
+              <w:rPr>
+                <w:rFonts w:ascii="Arial" w:hAnsi="Arial" w:cs="Arial"/>
+              </w:rPr>
+              <w:t xml:space="preserve"> de </w:t>
+            </w:r>
+            <w:proofErr w:type="spellStart"/>
+            <w:r>
+              <w:rPr>
+                <w:rFonts w:ascii="Arial" w:hAnsi="Arial" w:cs="Arial"/>
+              </w:rPr>
+              <w:t>documentación</w:t>
+            </w:r>
+            <w:proofErr w:type="spellEnd"/>
+          </w:p>
+        </w:tc>
+        <w:tc>
+          <w:tcPr>
+            <w:tcW w:w="2013" w:type="dxa"/>
+            <w:hideMark/>
+          </w:tcPr>
+          <w:p>
+            <w:pPr>
+              <w:spacing w:after="160" w:line="259" w:lineRule="auto"/>
+              <w:rPr>
+                <w:rFonts w:ascii="Arial" w:hAnsi="Arial" w:cs="Arial"/>
+              </w:rPr>
+            </w:pPr>
+            <w:proofErr w:type="spellStart"/>
+            <w:r>
+              <w:rPr>
+                <w:rFonts w:ascii="Arial" w:hAnsi="Arial" w:cs="Arial"/>
+              </w:rPr>
+              <w:t>Algoritmos</w:t>
+            </w:r>
+            <w:proofErr w:type="spellEnd"/>
+            <w:r>
+              <w:rPr>
+                <w:rFonts w:ascii="Arial" w:hAnsi="Arial" w:cs="Arial"/>
+              </w:rPr>
+              <w:t xml:space="preserve"> </w:t>
+            </w:r>
+            <w:proofErr w:type="spellStart"/>
+            <w:r>
+              <w:rPr>
+                <w:rFonts w:ascii="Arial" w:hAnsi="Arial" w:cs="Arial"/>
+              </w:rPr>
+              <w:t>implementados</w:t>
+            </w:r>
+            <w:proofErr w:type="spellEnd"/>
+            <w:r>
+              <w:rPr>
+                <w:rFonts w:ascii="Arial" w:hAnsi="Arial" w:cs="Arial"/>
+              </w:rPr>
+              <w:t xml:space="preserve"> y </w:t>
+            </w:r>
+            <w:proofErr w:type="spellStart"/>
+            <w:r>
+              <w:rPr>
+                <w:rFonts w:ascii="Arial" w:hAnsi="Arial" w:cs="Arial"/>
+              </w:rPr>
+              <w:t>optimizados</w:t>
+            </w:r>
+            <w:proofErr w:type="spellEnd"/>
+            <w:r>
+              <w:rPr>
+                <w:rFonts w:ascii="Arial" w:hAnsi="Arial" w:cs="Arial"/>
+              </w:rPr>
+              <w:t xml:space="preserve">. </w:t>
+            </w:r>
+            <w:proofErr w:type="spellStart"/>
+            <w:r>
+              <w:rPr>
+                <w:rFonts w:ascii="Arial" w:hAnsi="Arial" w:cs="Arial"/>
+              </w:rPr>
+              <w:t>Documentación</w:t>
+            </w:r>
+            <w:proofErr w:type="spellEnd"/>
+            <w:r>
+              <w:rPr>
+                <w:rFonts w:ascii="Arial" w:hAnsi="Arial" w:cs="Arial"/>
+              </w:rPr>
+              <w:t xml:space="preserve"> </w:t>
+            </w:r>
+            <w:proofErr w:type="spellStart"/>
+            <w:r>
+              <w:rPr>
+                <w:rFonts w:ascii="Arial" w:hAnsi="Arial" w:cs="Arial"/>
+              </w:rPr>
+              <w:t>revisada</w:t>
+            </w:r>
+            <w:proofErr w:type="spellEnd"/>
+            <w:r>
+              <w:rPr>
+                <w:rFonts w:ascii="Arial" w:hAnsi="Arial" w:cs="Arial"/>
+              </w:rPr>
+              <w:t xml:space="preserve"> y </w:t>
+            </w:r>
+            <w:proofErr w:type="spellStart"/>
+            <w:r>
+              <w:rPr>
+                <w:rFonts w:ascii="Arial" w:hAnsi="Arial" w:cs="Arial"/>
+              </w:rPr>
+              <w:t>finalizada</w:t>
+            </w:r>
+            <w:proofErr w:type="spellEnd"/>
+            <w:r>
+              <w:rPr>
+                <w:rFonts w:ascii="Arial" w:hAnsi="Arial" w:cs="Arial"/>
+              </w:rPr>
+              <w:t>.</w:t>
+            </w:r>
+          </w:p>
+        </w:tc>
+        <w:tc>
+          <w:tcPr>
+            <w:tcW w:w="1452" w:type="dxa"/>
+            <w:hideMark/>
+          </w:tcPr>
+          <w:p>
+            <w:pPr>
+              <w:spacing w:after="160" w:line="259" w:lineRule="auto"/>
+              <w:rPr>
+                <w:rFonts w:ascii="Arial" w:hAnsi="Arial" w:cs="Arial"/>
+              </w:rPr>
+            </w:pPr>
+            <w:r>
+              <w:rPr>
+                <w:rFonts w:ascii="Arial" w:hAnsi="Arial" w:cs="Arial"/>
+              </w:rPr>
+              <w:t xml:space="preserve">Proyecto </w:t>
+            </w:r>
+            <w:proofErr w:type="spellStart"/>
+            <w:r>
+              <w:rPr>
+                <w:rFonts w:ascii="Arial" w:hAnsi="Arial" w:cs="Arial"/>
+              </w:rPr>
+              <w:t>listo</w:t>
+            </w:r>
+            <w:proofErr w:type="spellEnd"/>
+            <w:r>
+              <w:rPr>
+                <w:rFonts w:ascii="Arial" w:hAnsi="Arial" w:cs="Arial"/>
+              </w:rPr>
+              <w:t xml:space="preserve"> para </w:t>
+            </w:r>
+            <w:proofErr w:type="spellStart"/>
+            <w:r>
+              <w:rPr>
+                <w:rFonts w:ascii="Arial" w:hAnsi="Arial" w:cs="Arial"/>
+              </w:rPr>
+              <w:t>entrega</w:t>
+            </w:r>
+            <w:proofErr w:type="spellEnd"/>
+            <w:r>
+              <w:rPr>
+                <w:rFonts w:ascii="Arial" w:hAnsi="Arial" w:cs="Arial"/>
+              </w:rPr>
+              <w:t>.</w:t>
+            </w:r>
+          </w:p>
+        </w:tc>
+        <w:tc>
+          <w:tcPr>
+            <w:tcW w:w="2650" w:type="dxa"/>
+            <w:hideMark/>
+          </w:tcPr>
+          <w:p>
+            <w:pPr>
+              <w:spacing w:after="160" w:line="259" w:lineRule="auto"/>
+              <w:rPr>
+                <w:rFonts w:ascii="Arial" w:hAnsi="Arial" w:cs="Arial"/>
+              </w:rPr>
+            </w:pPr>
+            <w:r>
+              <w:rPr>
+                <w:rFonts w:ascii="Arial" w:hAnsi="Arial" w:cs="Arial"/>
+              </w:rPr>
+              <w:t xml:space="preserve">Fabián: </w:t>
+            </w:r>
+            <w:proofErr w:type="spellStart"/>
+            <w:r>
+              <w:rPr>
+                <w:rFonts w:ascii="Arial" w:hAnsi="Arial" w:cs="Arial"/>
+              </w:rPr>
+              <w:t>Preparar</w:t>
+            </w:r>
+            <w:proofErr w:type="spellEnd"/>
+            <w:r>
+              <w:rPr>
+                <w:rFonts w:ascii="Arial" w:hAnsi="Arial" w:cs="Arial"/>
+              </w:rPr>
+              <w:t xml:space="preserve"> </w:t>
+            </w:r>
+            <w:proofErr w:type="spellStart"/>
+            <w:r>
+              <w:rPr>
+                <w:rFonts w:ascii="Arial" w:hAnsi="Arial" w:cs="Arial"/>
+              </w:rPr>
+              <w:t>código</w:t>
+            </w:r>
+            <w:proofErr w:type="spellEnd"/>
+            <w:r>
+              <w:rPr>
+                <w:rFonts w:ascii="Arial" w:hAnsi="Arial" w:cs="Arial"/>
+              </w:rPr>
+              <w:t>.</w:t>
+            </w:r>
+          </w:p>
+          <w:p>
+            <w:pPr>
+              <w:spacing w:after="160" w:line="259" w:lineRule="auto"/>
+              <w:rPr>
+                <w:rFonts w:ascii="Arial" w:hAnsi="Arial" w:cs="Arial"/>
+              </w:rPr>
+            </w:pPr>
+            <w:r>
+              <w:rPr>
+                <w:rFonts w:ascii="Arial" w:hAnsi="Arial" w:cs="Arial"/>
+              </w:rPr>
+              <w:t xml:space="preserve">Joseph: </w:t>
+            </w:r>
+            <w:proofErr w:type="spellStart"/>
+            <w:r>
+              <w:rPr>
+                <w:rFonts w:ascii="Arial" w:hAnsi="Arial" w:cs="Arial"/>
+              </w:rPr>
+              <w:t>Enviar</w:t>
+            </w:r>
+            <w:proofErr w:type="spellEnd"/>
+            <w:r>
+              <w:rPr>
+                <w:rFonts w:ascii="Arial" w:hAnsi="Arial" w:cs="Arial"/>
+              </w:rPr>
+              <w:t xml:space="preserve"> </w:t>
+            </w:r>
+            <w:proofErr w:type="spellStart"/>
+            <w:r>
+              <w:rPr>
+                <w:rFonts w:ascii="Arial" w:hAnsi="Arial" w:cs="Arial"/>
+              </w:rPr>
+              <w:t>proyecto</w:t>
+            </w:r>
+            <w:proofErr w:type="spellEnd"/>
+            <w:r>
+              <w:rPr>
+                <w:rFonts w:ascii="Arial" w:hAnsi="Arial" w:cs="Arial"/>
+              </w:rPr>
+              <w:t xml:space="preserve"> antes de la </w:t>
+            </w:r>
+            <w:proofErr w:type="spellStart"/>
+            <w:r>
+              <w:rPr>
+                <w:rFonts w:ascii="Arial" w:hAnsi="Arial" w:cs="Arial"/>
+              </w:rPr>
+              <w:t>fecha</w:t>
+            </w:r>
+            <w:proofErr w:type="spellEnd"/>
+            <w:r>
+              <w:rPr>
+                <w:rFonts w:ascii="Arial" w:hAnsi="Arial" w:cs="Arial"/>
+              </w:rPr>
+              <w:t xml:space="preserve"> </w:t>
+            </w:r>
+            <w:proofErr w:type="spellStart"/>
+            <w:r>
+              <w:rPr>
+                <w:rFonts w:ascii="Arial" w:hAnsi="Arial" w:cs="Arial"/>
+              </w:rPr>
+              <w:t>límite</w:t>
+            </w:r>
+            <w:proofErr w:type="spellEnd"/>
+            <w:r>
+              <w:rPr>
+                <w:rFonts w:ascii="Arial" w:hAnsi="Arial" w:cs="Arial"/>
+              </w:rPr>
+              <w:t>.</w:t>
+            </w:r>
+          </w:p>
+        </w:tc>
+      </w:tr>
+    </w:tbl>
+    <w:p/>
+    <w:p>
+      <w:pPr>
+        <w:rPr>
+          <w:rFonts w:ascii="Arial" w:hAnsi="Arial" w:cs="Arial"/>
+        </w:rPr>
+      </w:pPr>
+    </w:p>
+    <w:p>
+      <w:pPr>
+        <w:rPr>
+          <w:rFonts w:ascii="Arial" w:hAnsi="Arial" w:cs="Arial"/>
+        </w:rPr>
+      </w:pPr>
+      <w:r>
+        <w:rPr>
+          <w:rFonts w:ascii="Arial" w:hAnsi="Arial" w:cs="Arial"/>
+        </w:rPr>
         <w:br w:type="page"/>
       </w:r>
     </w:p>
     <w:p>
       <w:pPr>
         <w:pStyle w:val="Heading1"/>
+        <w:rPr>
+          <w:rFonts w:ascii="Arial" w:hAnsi="Arial" w:cs="Arial"/>
+        </w:rPr>
       </w:pPr>
       <w:r>
+        <w:rPr>
+          <w:rFonts w:ascii="Arial" w:hAnsi="Arial" w:cs="Arial"/>
+        </w:rPr>
         <w:lastRenderedPageBreak/>
-        <w:t>Referencias</w:t>
+        <w:t>Bitácora</w:t>
+      </w:r>
+      <w:r>
+        <w:rPr>
+          <w:rFonts w:ascii="Arial" w:hAnsi="Arial" w:cs="Arial"/>
+        </w:rPr>
+        <w:t xml:space="preserve"> de Trabajo</w:t>
       </w:r>
     </w:p>
     <w:p/>
     <w:p>
       <w:pPr>
         <w:rPr>
+          <w:b/>
+          <w:bCs/>
           <w:lang w:val="en-US"/>
         </w:rPr>
       </w:pPr>
       <w:r>
         <w:rPr>
+          <w:b/>
+          <w:bCs/>
           <w:lang w:val="en-US"/>
         </w:rPr>
-        <w:t xml:space="preserve">[1] </w:t>
-      </w:r>
-      <w:proofErr w:type="spellStart"/>
-      <w:r>
-        <w:rPr>
+        <w:t>Fabián Vargas</w:t>
+      </w:r>
+    </w:p>
+    <w:tbl>
+      <w:tblPr>
+        <w:tblStyle w:val="TableGrid"/>
+        <w:tblW w:w="9209" w:type="dxa"/>
+        <w:tblLook w:val="04A0" w:firstRow="1" w:lastRow="0" w:firstColumn="1" w:lastColumn="0" w:noHBand="0" w:noVBand="1"/>
+      </w:tblPr>
+      <w:tblGrid>
+        <w:gridCol w:w="1306"/>
+        <w:gridCol w:w="1789"/>
+        <w:gridCol w:w="1136"/>
+        <w:gridCol w:w="1503"/>
+        <w:gridCol w:w="1554"/>
+        <w:gridCol w:w="1921"/>
+      </w:tblGrid>
+      <w:tr>
+        <w:tc>
+          <w:tcPr>
+            <w:tcW w:w="0" w:type="auto"/>
+            <w:hideMark/>
+          </w:tcPr>
+          <w:p>
+            <w:pPr>
+              <w:spacing w:after="160" w:line="259" w:lineRule="auto"/>
+              <w:rPr>
+                <w:b/>
+                <w:bCs/>
+              </w:rPr>
+            </w:pPr>
+            <w:r>
+              <w:br w:type="page"/>
+            </w:r>
+            <w:proofErr w:type="spellStart"/>
+            <w:r>
+              <w:rPr>
+                <w:b/>
+                <w:bCs/>
+              </w:rPr>
+              <w:t>Fecha</w:t>
+            </w:r>
+            <w:proofErr w:type="spellEnd"/>
+          </w:p>
+        </w:tc>
+        <w:tc>
+          <w:tcPr>
+            <w:tcW w:w="0" w:type="auto"/>
+            <w:hideMark/>
+          </w:tcPr>
+          <w:p>
+            <w:pPr>
+              <w:spacing w:after="160" w:line="259" w:lineRule="auto"/>
+              <w:rPr>
+                <w:b/>
+                <w:bCs/>
+              </w:rPr>
+            </w:pPr>
+            <w:proofErr w:type="spellStart"/>
+            <w:r>
+              <w:rPr>
+                <w:b/>
+                <w:bCs/>
+              </w:rPr>
+              <w:t>Actividad</w:t>
+            </w:r>
+            <w:proofErr w:type="spellEnd"/>
+          </w:p>
+        </w:tc>
+        <w:tc>
+          <w:tcPr>
+            <w:tcW w:w="0" w:type="auto"/>
+            <w:hideMark/>
+          </w:tcPr>
+          <w:p>
+            <w:pPr>
+              <w:spacing w:after="160" w:line="259" w:lineRule="auto"/>
+              <w:rPr>
+                <w:b/>
+                <w:bCs/>
+              </w:rPr>
+            </w:pPr>
+            <w:proofErr w:type="spellStart"/>
+            <w:r>
+              <w:rPr>
+                <w:b/>
+                <w:bCs/>
+              </w:rPr>
+              <w:t>Duración</w:t>
+            </w:r>
+            <w:proofErr w:type="spellEnd"/>
+          </w:p>
+        </w:tc>
+        <w:tc>
+          <w:tcPr>
+            <w:tcW w:w="0" w:type="auto"/>
+            <w:hideMark/>
+          </w:tcPr>
+          <w:p>
+            <w:pPr>
+              <w:spacing w:after="160" w:line="259" w:lineRule="auto"/>
+              <w:rPr>
+                <w:b/>
+                <w:bCs/>
+              </w:rPr>
+            </w:pPr>
+            <w:proofErr w:type="spellStart"/>
+            <w:r>
+              <w:rPr>
+                <w:b/>
+                <w:bCs/>
+              </w:rPr>
+              <w:t>Problemas</w:t>
+            </w:r>
+            <w:proofErr w:type="spellEnd"/>
+            <w:r>
+              <w:rPr>
+                <w:b/>
+                <w:bCs/>
+              </w:rPr>
+              <w:t xml:space="preserve"> </w:t>
+            </w:r>
+            <w:proofErr w:type="spellStart"/>
+            <w:r>
+              <w:rPr>
+                <w:b/>
+                <w:bCs/>
+              </w:rPr>
+              <w:t>Encontrados</w:t>
+            </w:r>
+            <w:proofErr w:type="spellEnd"/>
+          </w:p>
+        </w:tc>
+        <w:tc>
+          <w:tcPr>
+            <w:tcW w:w="0" w:type="auto"/>
+            <w:hideMark/>
+          </w:tcPr>
+          <w:p>
+            <w:pPr>
+              <w:spacing w:after="160" w:line="259" w:lineRule="auto"/>
+              <w:rPr>
+                <w:b/>
+                <w:bCs/>
+              </w:rPr>
+            </w:pPr>
+            <w:proofErr w:type="spellStart"/>
+            <w:r>
+              <w:rPr>
+                <w:b/>
+                <w:bCs/>
+              </w:rPr>
+              <w:t>Soluciones</w:t>
+            </w:r>
+            <w:proofErr w:type="spellEnd"/>
+            <w:r>
+              <w:rPr>
+                <w:b/>
+                <w:bCs/>
+              </w:rPr>
+              <w:t xml:space="preserve"> </w:t>
+            </w:r>
+            <w:proofErr w:type="spellStart"/>
+            <w:r>
+              <w:rPr>
+                <w:b/>
+                <w:bCs/>
+              </w:rPr>
+              <w:t>Encontradas</w:t>
+            </w:r>
+            <w:proofErr w:type="spellEnd"/>
+          </w:p>
+        </w:tc>
+        <w:tc>
+          <w:tcPr>
+            <w:tcW w:w="1921" w:type="dxa"/>
+            <w:hideMark/>
+          </w:tcPr>
+          <w:p>
+            <w:pPr>
+              <w:spacing w:after="160" w:line="259" w:lineRule="auto"/>
+              <w:rPr>
+                <w:b/>
+                <w:bCs/>
+              </w:rPr>
+            </w:pPr>
+            <w:proofErr w:type="spellStart"/>
+            <w:r>
+              <w:rPr>
+                <w:b/>
+                <w:bCs/>
+              </w:rPr>
+              <w:t>Notas</w:t>
+            </w:r>
+            <w:proofErr w:type="spellEnd"/>
+          </w:p>
+        </w:tc>
+      </w:tr>
+      <w:tr>
+        <w:tc>
+          <w:tcPr>
+            <w:tcW w:w="0" w:type="auto"/>
+            <w:hideMark/>
+          </w:tcPr>
+          <w:p>
+            <w:pPr>
+              <w:spacing w:after="160" w:line="259" w:lineRule="auto"/>
+            </w:pPr>
+            <w:r>
+              <w:t>05/04/2025</w:t>
+            </w:r>
+          </w:p>
+        </w:tc>
+        <w:tc>
+          <w:tcPr>
+            <w:tcW w:w="0" w:type="auto"/>
+            <w:hideMark/>
+          </w:tcPr>
+          <w:p>
+            <w:pPr>
+              <w:spacing w:after="160" w:line="259" w:lineRule="auto"/>
+            </w:pPr>
+            <w:proofErr w:type="spellStart"/>
+            <w:r>
+              <w:t>Investigación</w:t>
+            </w:r>
+            <w:proofErr w:type="spellEnd"/>
+            <w:r>
+              <w:t xml:space="preserve"> de </w:t>
+            </w:r>
+            <w:proofErr w:type="spellStart"/>
+            <w:r>
+              <w:t>algoritmos</w:t>
+            </w:r>
+            <w:proofErr w:type="spellEnd"/>
+          </w:p>
+        </w:tc>
+        <w:tc>
+          <w:tcPr>
+            <w:tcW w:w="0" w:type="auto"/>
+            <w:hideMark/>
+          </w:tcPr>
+          <w:p>
+            <w:pPr>
+              <w:spacing w:after="160" w:line="259" w:lineRule="auto"/>
+            </w:pPr>
+            <w:r>
+              <w:t>3 horas</w:t>
+            </w:r>
+          </w:p>
+        </w:tc>
+        <w:tc>
+          <w:tcPr>
+            <w:tcW w:w="0" w:type="auto"/>
+            <w:hideMark/>
+          </w:tcPr>
+          <w:p>
+            <w:pPr>
+              <w:spacing w:after="160" w:line="259" w:lineRule="auto"/>
+            </w:pPr>
+            <w:proofErr w:type="spellStart"/>
+            <w:r>
+              <w:t>Dificultad</w:t>
+            </w:r>
+            <w:proofErr w:type="spellEnd"/>
+            <w:r>
+              <w:t xml:space="preserve"> con </w:t>
+            </w:r>
+            <w:proofErr w:type="spellStart"/>
+            <w:r>
+              <w:t>Criba</w:t>
+            </w:r>
+            <w:proofErr w:type="spellEnd"/>
+            <w:r>
+              <w:t xml:space="preserve"> de Atkin</w:t>
+            </w:r>
+          </w:p>
+        </w:tc>
+        <w:tc>
+          <w:tcPr>
+            <w:tcW w:w="0" w:type="auto"/>
+            <w:hideMark/>
+          </w:tcPr>
+          <w:p>
+            <w:pPr>
+              <w:spacing w:after="160" w:line="259" w:lineRule="auto"/>
+            </w:pPr>
+            <w:proofErr w:type="spellStart"/>
+            <w:r>
+              <w:t>Consulté</w:t>
+            </w:r>
+            <w:proofErr w:type="spellEnd"/>
+            <w:r>
+              <w:t xml:space="preserve"> </w:t>
+            </w:r>
+            <w:proofErr w:type="spellStart"/>
+            <w:r>
+              <w:t>recursos</w:t>
+            </w:r>
+            <w:proofErr w:type="spellEnd"/>
+            <w:r>
+              <w:t xml:space="preserve"> y </w:t>
+            </w:r>
+            <w:proofErr w:type="spellStart"/>
+            <w:r>
+              <w:t>foros</w:t>
+            </w:r>
+            <w:proofErr w:type="spellEnd"/>
+            <w:r>
+              <w:t xml:space="preserve"> </w:t>
+            </w:r>
+            <w:proofErr w:type="spellStart"/>
+            <w:r>
+              <w:t>en</w:t>
+            </w:r>
+            <w:proofErr w:type="spellEnd"/>
+            <w:r>
+              <w:t xml:space="preserve"> </w:t>
+            </w:r>
+            <w:proofErr w:type="spellStart"/>
+            <w:r>
+              <w:t>línea</w:t>
+            </w:r>
+            <w:proofErr w:type="spellEnd"/>
+          </w:p>
+        </w:tc>
+        <w:tc>
+          <w:tcPr>
+            <w:tcW w:w="1921" w:type="dxa"/>
+            <w:hideMark/>
+          </w:tcPr>
+          <w:p>
+            <w:pPr>
+              <w:spacing w:after="160" w:line="259" w:lineRule="auto"/>
+            </w:pPr>
+            <w:proofErr w:type="spellStart"/>
+            <w:r>
+              <w:t>Criba</w:t>
+            </w:r>
+            <w:proofErr w:type="spellEnd"/>
+            <w:r>
+              <w:t xml:space="preserve"> de Eratóstenes </w:t>
+            </w:r>
+            <w:proofErr w:type="spellStart"/>
+            <w:r>
+              <w:t>sencilla</w:t>
+            </w:r>
+            <w:proofErr w:type="spellEnd"/>
+            <w:r>
+              <w:t xml:space="preserve">; Miller-Rabin </w:t>
+            </w:r>
+            <w:proofErr w:type="spellStart"/>
+            <w:r>
+              <w:t>requiere</w:t>
+            </w:r>
+            <w:proofErr w:type="spellEnd"/>
+            <w:r>
+              <w:t xml:space="preserve"> </w:t>
+            </w:r>
+            <w:proofErr w:type="spellStart"/>
+            <w:r>
+              <w:t>atención</w:t>
+            </w:r>
+            <w:proofErr w:type="spellEnd"/>
+            <w:r>
+              <w:t>.</w:t>
+            </w:r>
+          </w:p>
+        </w:tc>
+      </w:tr>
+      <w:tr>
+        <w:tc>
+          <w:tcPr>
+            <w:tcW w:w="0" w:type="auto"/>
+            <w:hideMark/>
+          </w:tcPr>
+          <w:p>
+            <w:pPr>
+              <w:spacing w:after="160" w:line="259" w:lineRule="auto"/>
+            </w:pPr>
+            <w:r>
+              <w:t>12/04/2025</w:t>
+            </w:r>
+          </w:p>
+        </w:tc>
+        <w:tc>
+          <w:tcPr>
+            <w:tcW w:w="0" w:type="auto"/>
+            <w:hideMark/>
+          </w:tcPr>
+          <w:p>
+            <w:pPr>
+              <w:spacing w:after="160" w:line="259" w:lineRule="auto"/>
+            </w:pPr>
+            <w:proofErr w:type="spellStart"/>
+            <w:r>
+              <w:t>Implementación</w:t>
+            </w:r>
+            <w:proofErr w:type="spellEnd"/>
+            <w:r>
+              <w:t xml:space="preserve"> de </w:t>
+            </w:r>
+            <w:proofErr w:type="spellStart"/>
+            <w:r>
+              <w:t>Criba</w:t>
+            </w:r>
+            <w:proofErr w:type="spellEnd"/>
+            <w:r>
+              <w:t xml:space="preserve"> de Eratóstenes</w:t>
+            </w:r>
+          </w:p>
+        </w:tc>
+        <w:tc>
+          <w:tcPr>
+            <w:tcW w:w="0" w:type="auto"/>
+            <w:hideMark/>
+          </w:tcPr>
+          <w:p>
+            <w:pPr>
+              <w:spacing w:after="160" w:line="259" w:lineRule="auto"/>
+            </w:pPr>
+            <w:r>
+              <w:t>4 horas</w:t>
+            </w:r>
+          </w:p>
+        </w:tc>
+        <w:tc>
+          <w:tcPr>
+            <w:tcW w:w="0" w:type="auto"/>
+            <w:hideMark/>
+          </w:tcPr>
+          <w:p>
+            <w:pPr>
+              <w:spacing w:after="160" w:line="259" w:lineRule="auto"/>
+            </w:pPr>
+            <w:proofErr w:type="spellStart"/>
+            <w:r>
+              <w:t>Problemas</w:t>
+            </w:r>
+            <w:proofErr w:type="spellEnd"/>
+            <w:r>
+              <w:t xml:space="preserve"> de </w:t>
+            </w:r>
+            <w:proofErr w:type="spellStart"/>
+            <w:r>
+              <w:t>memoria</w:t>
+            </w:r>
+            <w:proofErr w:type="spellEnd"/>
+            <w:r>
+              <w:t xml:space="preserve"> con </w:t>
+            </w:r>
+            <w:proofErr w:type="spellStart"/>
+            <w:r>
+              <w:t>arreglos</w:t>
+            </w:r>
+            <w:proofErr w:type="spellEnd"/>
+            <w:r>
+              <w:t xml:space="preserve"> </w:t>
+            </w:r>
+            <w:proofErr w:type="spellStart"/>
+            <w:r>
+              <w:t>grandes</w:t>
+            </w:r>
+            <w:proofErr w:type="spellEnd"/>
+          </w:p>
+        </w:tc>
+        <w:tc>
+          <w:tcPr>
+            <w:tcW w:w="0" w:type="auto"/>
+            <w:hideMark/>
+          </w:tcPr>
+          <w:p>
+            <w:pPr>
+              <w:spacing w:after="160" w:line="259" w:lineRule="auto"/>
+            </w:pPr>
+            <w:proofErr w:type="spellStart"/>
+            <w:r>
+              <w:t>Optimicé</w:t>
+            </w:r>
+            <w:proofErr w:type="spellEnd"/>
+            <w:r>
+              <w:t xml:space="preserve"> </w:t>
+            </w:r>
+            <w:proofErr w:type="spellStart"/>
+            <w:r>
+              <w:t>uso</w:t>
+            </w:r>
+            <w:proofErr w:type="spellEnd"/>
+            <w:r>
+              <w:t xml:space="preserve"> de </w:t>
+            </w:r>
+            <w:proofErr w:type="spellStart"/>
+            <w:r>
+              <w:t>memoria</w:t>
+            </w:r>
+            <w:proofErr w:type="spellEnd"/>
+            <w:r>
+              <w:t xml:space="preserve"> con </w:t>
+            </w:r>
+            <w:proofErr w:type="spellStart"/>
+            <w:r>
+              <w:t>arreglos</w:t>
+            </w:r>
+            <w:proofErr w:type="spellEnd"/>
+            <w:r>
+              <w:t xml:space="preserve"> </w:t>
+            </w:r>
+            <w:proofErr w:type="spellStart"/>
+            <w:r>
+              <w:t>booleanos</w:t>
+            </w:r>
+            <w:proofErr w:type="spellEnd"/>
+          </w:p>
+        </w:tc>
+        <w:tc>
+          <w:tcPr>
+            <w:tcW w:w="1921" w:type="dxa"/>
+            <w:hideMark/>
+          </w:tcPr>
+          <w:p>
+            <w:pPr>
+              <w:spacing w:after="160" w:line="259" w:lineRule="auto"/>
+            </w:pPr>
+            <w:proofErr w:type="spellStart"/>
+            <w:r>
+              <w:t>Funciona</w:t>
+            </w:r>
+            <w:proofErr w:type="spellEnd"/>
+            <w:r>
+              <w:t xml:space="preserve"> para entradas </w:t>
+            </w:r>
+            <w:proofErr w:type="spellStart"/>
+            <w:r>
+              <w:t>pequeñas</w:t>
+            </w:r>
+            <w:proofErr w:type="spellEnd"/>
+            <w:r>
+              <w:t xml:space="preserve">; </w:t>
+            </w:r>
+            <w:proofErr w:type="spellStart"/>
+            <w:r>
+              <w:t>falta</w:t>
+            </w:r>
+            <w:proofErr w:type="spellEnd"/>
+            <w:r>
+              <w:t xml:space="preserve"> </w:t>
+            </w:r>
+            <w:proofErr w:type="spellStart"/>
+            <w:r>
+              <w:t>probar</w:t>
+            </w:r>
+            <w:proofErr w:type="spellEnd"/>
+            <w:r>
+              <w:t xml:space="preserve"> con n </w:t>
+            </w:r>
+            <w:proofErr w:type="spellStart"/>
+            <w:r>
+              <w:t>grande</w:t>
+            </w:r>
+            <w:proofErr w:type="spellEnd"/>
+            <w:r>
+              <w:t>.</w:t>
+            </w:r>
+          </w:p>
+        </w:tc>
+      </w:tr>
+      <w:tr>
+        <w:tc>
+          <w:tcPr>
+            <w:tcW w:w="0" w:type="auto"/>
+            <w:hideMark/>
+          </w:tcPr>
+          <w:p>
+            <w:pPr>
+              <w:spacing w:after="160" w:line="259" w:lineRule="auto"/>
+            </w:pPr>
+            <w:r>
+              <w:t>18/04/2025</w:t>
+            </w:r>
+          </w:p>
+        </w:tc>
+        <w:tc>
+          <w:tcPr>
+            <w:tcW w:w="0" w:type="auto"/>
+            <w:hideMark/>
+          </w:tcPr>
+          <w:p>
+            <w:pPr>
+              <w:spacing w:after="160" w:line="259" w:lineRule="auto"/>
+            </w:pPr>
+            <w:proofErr w:type="spellStart"/>
+            <w:r>
+              <w:t>Implementación</w:t>
+            </w:r>
+            <w:proofErr w:type="spellEnd"/>
+            <w:r>
+              <w:t xml:space="preserve"> de Miller-Rabin</w:t>
+            </w:r>
+          </w:p>
+        </w:tc>
+        <w:tc>
+          <w:tcPr>
+            <w:tcW w:w="0" w:type="auto"/>
+            <w:hideMark/>
+          </w:tcPr>
+          <w:p>
+            <w:pPr>
+              <w:spacing w:after="160" w:line="259" w:lineRule="auto"/>
+            </w:pPr>
+            <w:r>
+              <w:t>5 horas</w:t>
+            </w:r>
+          </w:p>
+        </w:tc>
+        <w:tc>
+          <w:tcPr>
+            <w:tcW w:w="0" w:type="auto"/>
+            <w:hideMark/>
+          </w:tcPr>
+          <w:p>
+            <w:pPr>
+              <w:spacing w:after="160" w:line="259" w:lineRule="auto"/>
+            </w:pPr>
+            <w:proofErr w:type="spellStart"/>
+            <w:r>
+              <w:t>Fallos</w:t>
+            </w:r>
+            <w:proofErr w:type="spellEnd"/>
+            <w:r>
+              <w:t xml:space="preserve"> con </w:t>
+            </w:r>
+            <w:proofErr w:type="spellStart"/>
+            <w:r>
+              <w:t>números</w:t>
+            </w:r>
+            <w:proofErr w:type="spellEnd"/>
+            <w:r>
+              <w:t xml:space="preserve"> </w:t>
+            </w:r>
+            <w:proofErr w:type="spellStart"/>
+            <w:r>
+              <w:t>compuestos</w:t>
+            </w:r>
+            <w:proofErr w:type="spellEnd"/>
+          </w:p>
+        </w:tc>
+        <w:tc>
+          <w:tcPr>
+            <w:tcW w:w="0" w:type="auto"/>
+            <w:hideMark/>
+          </w:tcPr>
+          <w:p>
+            <w:pPr>
+              <w:spacing w:after="160" w:line="259" w:lineRule="auto"/>
+            </w:pPr>
+            <w:proofErr w:type="spellStart"/>
+            <w:r>
+              <w:t>Aumenté</w:t>
+            </w:r>
+            <w:proofErr w:type="spellEnd"/>
+            <w:r>
+              <w:t xml:space="preserve"> </w:t>
+            </w:r>
+            <w:proofErr w:type="spellStart"/>
+            <w:r>
+              <w:t>iteraciones</w:t>
+            </w:r>
+            <w:proofErr w:type="spellEnd"/>
+            <w:r>
+              <w:t xml:space="preserve"> para mayor </w:t>
+            </w:r>
+            <w:proofErr w:type="spellStart"/>
+            <w:r>
+              <w:t>precisión</w:t>
+            </w:r>
+            <w:proofErr w:type="spellEnd"/>
+          </w:p>
+        </w:tc>
+        <w:tc>
+          <w:tcPr>
+            <w:tcW w:w="1921" w:type="dxa"/>
+            <w:hideMark/>
+          </w:tcPr>
+          <w:p>
+            <w:pPr>
+              <w:spacing w:after="160" w:line="259" w:lineRule="auto"/>
+            </w:pPr>
+            <w:proofErr w:type="spellStart"/>
+            <w:r>
+              <w:t>Ajusté</w:t>
+            </w:r>
+            <w:proofErr w:type="spellEnd"/>
+            <w:r>
+              <w:t xml:space="preserve"> </w:t>
+            </w:r>
+            <w:proofErr w:type="spellStart"/>
+            <w:r>
+              <w:t>naturaleza</w:t>
+            </w:r>
+            <w:proofErr w:type="spellEnd"/>
+            <w:r>
+              <w:t xml:space="preserve"> </w:t>
+            </w:r>
+            <w:proofErr w:type="spellStart"/>
+            <w:r>
+              <w:t>probabilística</w:t>
+            </w:r>
+            <w:proofErr w:type="spellEnd"/>
+            <w:r>
+              <w:t xml:space="preserve"> de Miller-Rabin.</w:t>
+            </w:r>
+          </w:p>
+        </w:tc>
+      </w:tr>
+      <w:tr>
+        <w:tc>
+          <w:tcPr>
+            <w:tcW w:w="0" w:type="auto"/>
+            <w:hideMark/>
+          </w:tcPr>
+          <w:p>
+            <w:pPr>
+              <w:spacing w:after="160" w:line="259" w:lineRule="auto"/>
+            </w:pPr>
+            <w:r>
+              <w:t>25/04/2025</w:t>
+            </w:r>
+          </w:p>
+        </w:tc>
+        <w:tc>
+          <w:tcPr>
+            <w:tcW w:w="0" w:type="auto"/>
+            <w:hideMark/>
+          </w:tcPr>
+          <w:p>
+            <w:pPr>
+              <w:spacing w:after="160" w:line="259" w:lineRule="auto"/>
+            </w:pPr>
+            <w:proofErr w:type="spellStart"/>
+            <w:r>
+              <w:t>Optimización</w:t>
+            </w:r>
+            <w:proofErr w:type="spellEnd"/>
+            <w:r>
+              <w:t xml:space="preserve"> de </w:t>
+            </w:r>
+            <w:proofErr w:type="spellStart"/>
+            <w:r>
+              <w:t>algoritmos</w:t>
+            </w:r>
+            <w:proofErr w:type="spellEnd"/>
+          </w:p>
+        </w:tc>
+        <w:tc>
+          <w:tcPr>
+            <w:tcW w:w="0" w:type="auto"/>
+            <w:hideMark/>
+          </w:tcPr>
+          <w:p>
+            <w:pPr>
+              <w:spacing w:after="160" w:line="259" w:lineRule="auto"/>
+            </w:pPr>
+            <w:r>
+              <w:t>6 horas</w:t>
+            </w:r>
+          </w:p>
+        </w:tc>
+        <w:tc>
+          <w:tcPr>
+            <w:tcW w:w="0" w:type="auto"/>
+            <w:hideMark/>
+          </w:tcPr>
+          <w:p>
+            <w:pPr>
+              <w:spacing w:after="160" w:line="259" w:lineRule="auto"/>
+            </w:pPr>
+            <w:r>
+              <w:t xml:space="preserve">Cuellos de </w:t>
+            </w:r>
+            <w:proofErr w:type="spellStart"/>
+            <w:r>
+              <w:t>botella</w:t>
+            </w:r>
+            <w:proofErr w:type="spellEnd"/>
+            <w:r>
+              <w:t xml:space="preserve"> </w:t>
+            </w:r>
+            <w:proofErr w:type="spellStart"/>
+            <w:r>
+              <w:t>en</w:t>
+            </w:r>
+            <w:proofErr w:type="spellEnd"/>
+            <w:r>
+              <w:t xml:space="preserve"> División </w:t>
+            </w:r>
+            <w:proofErr w:type="spellStart"/>
+            <w:r>
+              <w:t>por</w:t>
+            </w:r>
+            <w:proofErr w:type="spellEnd"/>
+            <w:r>
+              <w:t xml:space="preserve"> </w:t>
+            </w:r>
+            <w:proofErr w:type="spellStart"/>
+            <w:r>
+              <w:t>Ensayo</w:t>
+            </w:r>
+            <w:proofErr w:type="spellEnd"/>
+          </w:p>
+        </w:tc>
+        <w:tc>
+          <w:tcPr>
+            <w:tcW w:w="0" w:type="auto"/>
+            <w:hideMark/>
+          </w:tcPr>
+          <w:p>
+            <w:pPr>
+              <w:spacing w:after="160" w:line="259" w:lineRule="auto"/>
+            </w:pPr>
+            <w:proofErr w:type="spellStart"/>
+            <w:r>
+              <w:t>Reduje</w:t>
+            </w:r>
+            <w:proofErr w:type="spellEnd"/>
+            <w:r>
+              <w:t xml:space="preserve"> </w:t>
+            </w:r>
+            <w:proofErr w:type="spellStart"/>
+            <w:r>
+              <w:t>verificaciones</w:t>
+            </w:r>
+            <w:proofErr w:type="spellEnd"/>
+            <w:r>
+              <w:t xml:space="preserve"> </w:t>
+            </w:r>
+            <w:proofErr w:type="spellStart"/>
+            <w:r>
+              <w:t>innecesarias</w:t>
+            </w:r>
+            <w:proofErr w:type="spellEnd"/>
+            <w:r>
+              <w:t xml:space="preserve"> </w:t>
+            </w:r>
+            <w:proofErr w:type="spellStart"/>
+            <w:r>
+              <w:t>en</w:t>
+            </w:r>
+            <w:proofErr w:type="spellEnd"/>
+            <w:r>
+              <w:t xml:space="preserve"> </w:t>
+            </w:r>
+            <w:proofErr w:type="spellStart"/>
+            <w:r>
+              <w:t>bucles</w:t>
+            </w:r>
+            <w:proofErr w:type="spellEnd"/>
+          </w:p>
+        </w:tc>
+        <w:tc>
+          <w:tcPr>
+            <w:tcW w:w="1921" w:type="dxa"/>
+            <w:hideMark/>
+          </w:tcPr>
+          <w:p>
+            <w:pPr>
+              <w:spacing w:after="160" w:line="259" w:lineRule="auto"/>
+            </w:pPr>
+            <w:proofErr w:type="spellStart"/>
+            <w:r>
+              <w:t>Mejora</w:t>
+            </w:r>
+            <w:proofErr w:type="spellEnd"/>
+            <w:r>
+              <w:t xml:space="preserve"> </w:t>
+            </w:r>
+            <w:proofErr w:type="spellStart"/>
+            <w:r>
+              <w:t>significativa</w:t>
+            </w:r>
+            <w:proofErr w:type="spellEnd"/>
+            <w:r>
+              <w:t xml:space="preserve"> </w:t>
+            </w:r>
+            <w:proofErr w:type="spellStart"/>
+            <w:r>
+              <w:t>en</w:t>
+            </w:r>
+            <w:proofErr w:type="spellEnd"/>
+            <w:r>
+              <w:t xml:space="preserve"> </w:t>
+            </w:r>
+            <w:proofErr w:type="spellStart"/>
+            <w:r>
+              <w:t>tiempo</w:t>
+            </w:r>
+            <w:proofErr w:type="spellEnd"/>
+            <w:r>
+              <w:t xml:space="preserve"> de </w:t>
+            </w:r>
+            <w:proofErr w:type="spellStart"/>
+            <w:r>
+              <w:t>ejecución</w:t>
+            </w:r>
+            <w:proofErr w:type="spellEnd"/>
+            <w:r>
+              <w:t xml:space="preserve"> para entradas </w:t>
+            </w:r>
+            <w:proofErr w:type="spellStart"/>
+            <w:r>
+              <w:t>grandes</w:t>
+            </w:r>
+            <w:proofErr w:type="spellEnd"/>
+            <w:r>
+              <w:t>.</w:t>
+            </w:r>
+          </w:p>
+        </w:tc>
+      </w:tr>
+      <w:tr>
+        <w:tc>
+          <w:tcPr>
+            <w:tcW w:w="0" w:type="auto"/>
+            <w:hideMark/>
+          </w:tcPr>
+          <w:p>
+            <w:pPr>
+              <w:spacing w:after="160" w:line="259" w:lineRule="auto"/>
+            </w:pPr>
+            <w:r>
+              <w:t>29/04/2025</w:t>
+            </w:r>
+          </w:p>
+        </w:tc>
+        <w:tc>
+          <w:tcPr>
+            <w:tcW w:w="0" w:type="auto"/>
+            <w:hideMark/>
+          </w:tcPr>
+          <w:p>
+            <w:pPr>
+              <w:spacing w:after="160" w:line="259" w:lineRule="auto"/>
+            </w:pPr>
+            <w:proofErr w:type="spellStart"/>
+            <w:r>
+              <w:t>Revisión</w:t>
+            </w:r>
+            <w:proofErr w:type="spellEnd"/>
+            <w:r>
+              <w:t xml:space="preserve"> final del </w:t>
+            </w:r>
+            <w:proofErr w:type="spellStart"/>
+            <w:r>
+              <w:t>código</w:t>
+            </w:r>
+            <w:proofErr w:type="spellEnd"/>
+          </w:p>
+        </w:tc>
+        <w:tc>
+          <w:tcPr>
+            <w:tcW w:w="0" w:type="auto"/>
+            <w:hideMark/>
+          </w:tcPr>
+          <w:p>
+            <w:pPr>
+              <w:spacing w:after="160" w:line="259" w:lineRule="auto"/>
+            </w:pPr>
+            <w:r>
+              <w:t>2 horas</w:t>
+            </w:r>
+          </w:p>
+        </w:tc>
+        <w:tc>
+          <w:tcPr>
+            <w:tcW w:w="0" w:type="auto"/>
+            <w:hideMark/>
+          </w:tcPr>
+          <w:p>
+            <w:pPr>
+              <w:spacing w:after="160" w:line="259" w:lineRule="auto"/>
+            </w:pPr>
+            <w:r>
+              <w:t xml:space="preserve">Errores </w:t>
+            </w:r>
+            <w:proofErr w:type="spellStart"/>
+            <w:r>
+              <w:t>menores</w:t>
+            </w:r>
+            <w:proofErr w:type="spellEnd"/>
+            <w:r>
+              <w:t xml:space="preserve"> </w:t>
+            </w:r>
+            <w:proofErr w:type="spellStart"/>
+            <w:r>
+              <w:t>en</w:t>
+            </w:r>
+            <w:proofErr w:type="spellEnd"/>
+            <w:r>
+              <w:t xml:space="preserve"> </w:t>
+            </w:r>
+            <w:proofErr w:type="spellStart"/>
+            <w:r>
+              <w:t>el</w:t>
+            </w:r>
+            <w:proofErr w:type="spellEnd"/>
+            <w:r>
+              <w:t xml:space="preserve"> </w:t>
+            </w:r>
+            <w:proofErr w:type="spellStart"/>
+            <w:r>
+              <w:t>código</w:t>
+            </w:r>
+            <w:proofErr w:type="spellEnd"/>
+          </w:p>
+        </w:tc>
+        <w:tc>
+          <w:tcPr>
+            <w:tcW w:w="0" w:type="auto"/>
+            <w:hideMark/>
+          </w:tcPr>
+          <w:p>
+            <w:pPr>
+              <w:spacing w:after="160" w:line="259" w:lineRule="auto"/>
+            </w:pPr>
+            <w:proofErr w:type="spellStart"/>
+            <w:r>
+              <w:t>Corregí</w:t>
+            </w:r>
+            <w:proofErr w:type="spellEnd"/>
+            <w:r>
+              <w:t xml:space="preserve"> </w:t>
+            </w:r>
+            <w:proofErr w:type="spellStart"/>
+            <w:r>
+              <w:t>errores</w:t>
+            </w:r>
+            <w:proofErr w:type="spellEnd"/>
+            <w:r>
+              <w:t xml:space="preserve"> y </w:t>
+            </w:r>
+            <w:proofErr w:type="spellStart"/>
+            <w:r>
+              <w:t>optimicé</w:t>
+            </w:r>
+            <w:proofErr w:type="spellEnd"/>
+            <w:r>
+              <w:t xml:space="preserve"> </w:t>
+            </w:r>
+            <w:proofErr w:type="spellStart"/>
+            <w:r>
+              <w:t>detalles</w:t>
+            </w:r>
+            <w:proofErr w:type="spellEnd"/>
+          </w:p>
+        </w:tc>
+        <w:tc>
+          <w:tcPr>
+            <w:tcW w:w="1921" w:type="dxa"/>
+            <w:hideMark/>
+          </w:tcPr>
+          <w:p>
+            <w:pPr>
+              <w:spacing w:after="160" w:line="259" w:lineRule="auto"/>
+            </w:pPr>
+            <w:r>
+              <w:t xml:space="preserve">Código </w:t>
+            </w:r>
+            <w:proofErr w:type="spellStart"/>
+            <w:r>
+              <w:t>listo</w:t>
+            </w:r>
+            <w:proofErr w:type="spellEnd"/>
+            <w:r>
+              <w:t xml:space="preserve"> para </w:t>
+            </w:r>
+            <w:proofErr w:type="spellStart"/>
+            <w:r>
+              <w:t>entrega</w:t>
+            </w:r>
+            <w:proofErr w:type="spellEnd"/>
+            <w:r>
+              <w:t>.</w:t>
+            </w:r>
+          </w:p>
+        </w:tc>
+      </w:tr>
+    </w:tbl>
+    <w:p>
+      <w:pPr>
+        <w:rPr>
+          <w:b/>
+          <w:bCs/>
           <w:lang w:val="en-US"/>
         </w:rPr>
-        <w:t>GeeksforGeeks</w:t>
-      </w:r>
-      <w:proofErr w:type="spellEnd"/>
-      <w:r>
-        <w:rPr>
-          <w:lang w:val="en-US"/>
-        </w:rPr>
-        <w:t xml:space="preserve">, "Primality Test | Set 1 (Introduction and School Method)," </w:t>
-      </w:r>
-      <w:proofErr w:type="spellStart"/>
-      <w:r>
-        <w:rPr>
-          <w:lang w:val="en-US"/>
-        </w:rPr>
-        <w:t>GeeksforGeeks</w:t>
-      </w:r>
-      <w:proofErr w:type="spellEnd"/>
-      <w:r>
-        <w:rPr>
-          <w:lang w:val="en-US"/>
-        </w:rPr>
-        <w:t>, n.d. Accessed: Apr. 29, 2025. [Online]. Available: https://www.geeksforgeeks.org/primality-test-set-1-introduction-and-school-method/</w:t>
-      </w:r>
+      </w:pPr>
     </w:p>
     <w:p>
       <w:pPr>
         <w:rPr>
+          <w:b/>
+          <w:bCs/>
           <w:lang w:val="en-US"/>
         </w:rPr>
       </w:pPr>
-      <w:r>
-        <w:rPr>
-          <w:lang w:val="en-US"/>
-        </w:rPr>
-        <w:t>[2] Wikipedia, "Primality test," Wikipedia, n.d. Accessed: Apr. 29, 2025. [Online]. Available: https://en.wikipedia.org/wiki/Primality_test</w:t>
-      </w:r>
     </w:p>
     <w:p>
       <w:pPr>
         <w:rPr>
+          <w:b/>
+          <w:bCs/>
           <w:lang w:val="en-US"/>
         </w:rPr>
       </w:pPr>
-      <w:r>
-        <w:rPr>
-          <w:lang w:val="en-US"/>
-        </w:rPr>
-        <w:t>[3] D. J. Bernstein, "Prime sieves using binary quadratic forms," 2004. Accessed: Apr. 29, 2025. [Online]. Available: https://cr.yp.to/papers/primesieves-20040311.pdf</w:t>
-      </w:r>
     </w:p>
     <w:p>
       <w:pPr>
         <w:rPr>
+          <w:b/>
+          <w:bCs/>
           <w:lang w:val="en-US"/>
         </w:rPr>
       </w:pPr>
-      <w:r>
-        <w:rPr>
-          <w:lang w:val="en-US"/>
-        </w:rPr>
-        <w:t>[4] Wikipedia, "Sieve of Sundaram," Wikipedia, n.d. Accessed: Apr. 29, 2025. [Online]. Available: https://en.wikipedia.org/wiki/Sieve_of_Sundaram</w:t>
-      </w:r>
     </w:p>
     <w:p>
       <w:pPr>
         <w:rPr>
+          <w:b/>
+          <w:bCs/>
           <w:lang w:val="en-US"/>
         </w:rPr>
       </w:pPr>
-      <w:r>
-        <w:rPr>
-          <w:lang w:val="en-US"/>
-        </w:rPr>
-        <w:t xml:space="preserve">[5] A. O. L. Atkin and D. J. Bernstein, "Prime sieves using binary quadratic forms," Math. </w:t>
-      </w:r>
-      <w:proofErr w:type="spellStart"/>
-      <w:r>
-        <w:rPr>
-          <w:lang w:val="en-US"/>
-        </w:rPr>
-        <w:t>Comput</w:t>
-      </w:r>
-      <w:proofErr w:type="spellEnd"/>
-      <w:r>
-        <w:rPr>
-          <w:lang w:val="en-US"/>
-        </w:rPr>
-        <w:t>., vol. 73, no. 246, pp. 1023–1030, 2004.</w:t>
-      </w:r>
-      <w:r>
-        <w:rPr>
-          <w:lang w:val="en-US"/>
-        </w:rPr>
-        <w:t xml:space="preserve"> </w:t>
-      </w:r>
-      <w:r>
-        <w:rPr>
-          <w:lang w:val="en-US"/>
-        </w:rPr>
-        <w:t>https://doi.org/10.1090/S0025-5718-2013-02787-1</w:t>
-      </w:r>
     </w:p>
     <w:p>
       <w:pPr>
         <w:rPr>
+          <w:b/>
+          <w:bCs/>
           <w:lang w:val="en-US"/>
         </w:rPr>
       </w:pPr>
-      <w:r>
-        <w:rPr>
-          <w:lang w:val="en-US"/>
-        </w:rPr>
-        <w:t xml:space="preserve">[6] </w:t>
-      </w:r>
-      <w:r>
-        <w:rPr>
-          <w:lang w:val="en-US"/>
-        </w:rPr>
-        <w:t xml:space="preserve">Stack Overflow. (Varias </w:t>
-      </w:r>
-      <w:proofErr w:type="spellStart"/>
-      <w:r>
-        <w:rPr>
-          <w:lang w:val="en-US"/>
-        </w:rPr>
-        <w:t>discusiones</w:t>
-      </w:r>
-      <w:proofErr w:type="spellEnd"/>
-      <w:r>
-        <w:rPr>
-          <w:lang w:val="en-US"/>
-        </w:rPr>
-        <w:t xml:space="preserve">). </w:t>
-      </w:r>
-      <w:proofErr w:type="spellStart"/>
-      <w:r>
-        <w:rPr>
-          <w:lang w:val="en-US"/>
-        </w:rPr>
-        <w:t>Ej</w:t>
-      </w:r>
-      <w:proofErr w:type="spellEnd"/>
-      <w:r>
-        <w:rPr>
-          <w:lang w:val="en-US"/>
-        </w:rPr>
-        <w:t>: "Sieve of Atkin vs Sieve of Eratosthenes - practical performance".</w:t>
-      </w:r>
     </w:p>
     <w:p>
       <w:pPr>
         <w:rPr>
+          <w:b/>
+          <w:bCs/>
           <w:lang w:val="en-US"/>
         </w:rPr>
       </w:pPr>
-      <w:r>
-        <w:rPr>
-          <w:lang w:val="en-US"/>
-        </w:rPr>
-        <w:t xml:space="preserve">[7] </w:t>
-      </w:r>
-      <w:proofErr w:type="spellStart"/>
-      <w:r>
-        <w:rPr>
-          <w:lang w:val="en-US"/>
-        </w:rPr>
-        <w:t>GeeksforGeeks</w:t>
-      </w:r>
-      <w:proofErr w:type="spellEnd"/>
-      <w:r>
-        <w:rPr>
-          <w:lang w:val="en-US"/>
-        </w:rPr>
-        <w:t xml:space="preserve">, "Primality Test | Set 3 (Miller–Rabin)," </w:t>
-      </w:r>
-      <w:proofErr w:type="spellStart"/>
-      <w:r>
-        <w:rPr>
-          <w:lang w:val="en-US"/>
-        </w:rPr>
-        <w:t>GeeksforGeeks</w:t>
-      </w:r>
-      <w:proofErr w:type="spellEnd"/>
-      <w:r>
-        <w:rPr>
-          <w:lang w:val="en-US"/>
-        </w:rPr>
-        <w:t>, n.d. Accessed: Apr. 29, 2025. [Online]. Available: https://www.geeksforgeeks.org/primality-test-set-3-miller-rabin/</w:t>
-      </w:r>
     </w:p>
     <w:p>
       <w:pPr>
         <w:rPr>
+          <w:b/>
+          <w:bCs/>
           <w:lang w:val="en-US"/>
         </w:rPr>
       </w:pPr>
       <w:r>
         <w:rPr>
+          <w:b/>
+          <w:bCs/>
           <w:lang w:val="en-US"/>
         </w:rPr>
-        <w:t>[8] M. Agrawal, N. Kayal, and N. Saxena, "PRIMES is in P," Ann. Math., vol. 160, no. 2, pp. 781–793, 2004.</w:t>
+        <w:t>Joseph Salas</w:t>
+      </w:r>
+    </w:p>
+    <w:tbl>
+      <w:tblPr>
+        <w:tblStyle w:val="TableGrid"/>
+        <w:tblW w:w="9209" w:type="dxa"/>
+        <w:tblLook w:val="04A0" w:firstRow="1" w:lastRow="0" w:firstColumn="1" w:lastColumn="0" w:noHBand="0" w:noVBand="1"/>
+      </w:tblPr>
+      <w:tblGrid>
+        <w:gridCol w:w="1306"/>
+        <w:gridCol w:w="1723"/>
+        <w:gridCol w:w="1136"/>
+        <w:gridCol w:w="1723"/>
+        <w:gridCol w:w="1672"/>
+        <w:gridCol w:w="1768"/>
+      </w:tblGrid>
+      <w:tr>
+        <w:tc>
+          <w:tcPr>
+            <w:tcW w:w="0" w:type="auto"/>
+            <w:hideMark/>
+          </w:tcPr>
+          <w:p>
+            <w:pPr>
+              <w:spacing w:after="160" w:line="259" w:lineRule="auto"/>
+              <w:rPr>
+                <w:b/>
+                <w:bCs/>
+              </w:rPr>
+            </w:pPr>
+            <w:proofErr w:type="spellStart"/>
+            <w:r>
+              <w:rPr>
+                <w:b/>
+                <w:bCs/>
+              </w:rPr>
+              <w:t>Fecha</w:t>
+            </w:r>
+            <w:proofErr w:type="spellEnd"/>
+          </w:p>
+        </w:tc>
+        <w:tc>
+          <w:tcPr>
+            <w:tcW w:w="0" w:type="auto"/>
+            <w:hideMark/>
+          </w:tcPr>
+          <w:p>
+            <w:pPr>
+              <w:spacing w:after="160" w:line="259" w:lineRule="auto"/>
+              <w:rPr>
+                <w:b/>
+                <w:bCs/>
+              </w:rPr>
+            </w:pPr>
+            <w:proofErr w:type="spellStart"/>
+            <w:r>
+              <w:rPr>
+                <w:b/>
+                <w:bCs/>
+              </w:rPr>
+              <w:t>Actividad</w:t>
+            </w:r>
+            <w:proofErr w:type="spellEnd"/>
+          </w:p>
+        </w:tc>
+        <w:tc>
+          <w:tcPr>
+            <w:tcW w:w="0" w:type="auto"/>
+            <w:hideMark/>
+          </w:tcPr>
+          <w:p>
+            <w:pPr>
+              <w:spacing w:after="160" w:line="259" w:lineRule="auto"/>
+              <w:rPr>
+                <w:b/>
+                <w:bCs/>
+              </w:rPr>
+            </w:pPr>
+            <w:proofErr w:type="spellStart"/>
+            <w:r>
+              <w:rPr>
+                <w:b/>
+                <w:bCs/>
+              </w:rPr>
+              <w:t>Duración</w:t>
+            </w:r>
+            <w:proofErr w:type="spellEnd"/>
+          </w:p>
+        </w:tc>
+        <w:tc>
+          <w:tcPr>
+            <w:tcW w:w="0" w:type="auto"/>
+            <w:hideMark/>
+          </w:tcPr>
+          <w:p>
+            <w:pPr>
+              <w:spacing w:after="160" w:line="259" w:lineRule="auto"/>
+              <w:rPr>
+                <w:b/>
+                <w:bCs/>
+              </w:rPr>
+            </w:pPr>
+            <w:proofErr w:type="spellStart"/>
+            <w:r>
+              <w:rPr>
+                <w:b/>
+                <w:bCs/>
+              </w:rPr>
+              <w:t>Problemas</w:t>
+            </w:r>
+            <w:proofErr w:type="spellEnd"/>
+            <w:r>
+              <w:rPr>
+                <w:b/>
+                <w:bCs/>
+              </w:rPr>
+              <w:t xml:space="preserve"> </w:t>
+            </w:r>
+            <w:proofErr w:type="spellStart"/>
+            <w:r>
+              <w:rPr>
+                <w:b/>
+                <w:bCs/>
+              </w:rPr>
+              <w:t>Encontrados</w:t>
+            </w:r>
+            <w:proofErr w:type="spellEnd"/>
+          </w:p>
+        </w:tc>
+        <w:tc>
+          <w:tcPr>
+            <w:tcW w:w="0" w:type="auto"/>
+            <w:hideMark/>
+          </w:tcPr>
+          <w:p>
+            <w:pPr>
+              <w:spacing w:after="160" w:line="259" w:lineRule="auto"/>
+              <w:rPr>
+                <w:b/>
+                <w:bCs/>
+              </w:rPr>
+            </w:pPr>
+            <w:proofErr w:type="spellStart"/>
+            <w:r>
+              <w:rPr>
+                <w:b/>
+                <w:bCs/>
+              </w:rPr>
+              <w:t>Soluciones</w:t>
+            </w:r>
+            <w:proofErr w:type="spellEnd"/>
+            <w:r>
+              <w:rPr>
+                <w:b/>
+                <w:bCs/>
+              </w:rPr>
+              <w:t xml:space="preserve"> </w:t>
+            </w:r>
+            <w:proofErr w:type="spellStart"/>
+            <w:r>
+              <w:rPr>
+                <w:b/>
+                <w:bCs/>
+              </w:rPr>
+              <w:t>Encontradas</w:t>
+            </w:r>
+            <w:proofErr w:type="spellEnd"/>
+          </w:p>
+        </w:tc>
+        <w:tc>
+          <w:tcPr>
+            <w:tcW w:w="2052" w:type="dxa"/>
+            <w:hideMark/>
+          </w:tcPr>
+          <w:p>
+            <w:pPr>
+              <w:spacing w:after="160" w:line="259" w:lineRule="auto"/>
+              <w:rPr>
+                <w:b/>
+                <w:bCs/>
+              </w:rPr>
+            </w:pPr>
+            <w:proofErr w:type="spellStart"/>
+            <w:r>
+              <w:rPr>
+                <w:b/>
+                <w:bCs/>
+              </w:rPr>
+              <w:t>Notas</w:t>
+            </w:r>
+            <w:proofErr w:type="spellEnd"/>
+          </w:p>
+        </w:tc>
+      </w:tr>
+      <w:tr>
+        <w:tc>
+          <w:tcPr>
+            <w:tcW w:w="0" w:type="auto"/>
+            <w:hideMark/>
+          </w:tcPr>
+          <w:p>
+            <w:pPr>
+              <w:spacing w:after="160" w:line="259" w:lineRule="auto"/>
+            </w:pPr>
+            <w:r>
+              <w:t>06/04/2025</w:t>
+            </w:r>
+          </w:p>
+        </w:tc>
+        <w:tc>
+          <w:tcPr>
+            <w:tcW w:w="0" w:type="auto"/>
+            <w:hideMark/>
+          </w:tcPr>
+          <w:p>
+            <w:pPr>
+              <w:spacing w:after="160" w:line="259" w:lineRule="auto"/>
+            </w:pPr>
+            <w:proofErr w:type="spellStart"/>
+            <w:r>
+              <w:t>Configuración</w:t>
+            </w:r>
+            <w:proofErr w:type="spellEnd"/>
+            <w:r>
+              <w:t xml:space="preserve"> del </w:t>
+            </w:r>
+            <w:proofErr w:type="spellStart"/>
+            <w:r>
+              <w:t>repositorio</w:t>
+            </w:r>
+            <w:proofErr w:type="spellEnd"/>
+            <w:r>
+              <w:t xml:space="preserve"> y </w:t>
+            </w:r>
+            <w:proofErr w:type="spellStart"/>
+            <w:r>
+              <w:t>plantilla</w:t>
+            </w:r>
+            <w:proofErr w:type="spellEnd"/>
+          </w:p>
+        </w:tc>
+        <w:tc>
+          <w:tcPr>
+            <w:tcW w:w="0" w:type="auto"/>
+            <w:hideMark/>
+          </w:tcPr>
+          <w:p>
+            <w:pPr>
+              <w:spacing w:after="160" w:line="259" w:lineRule="auto"/>
+            </w:pPr>
+            <w:r>
+              <w:t>2 horas</w:t>
+            </w:r>
+          </w:p>
+        </w:tc>
+        <w:tc>
+          <w:tcPr>
+            <w:tcW w:w="0" w:type="auto"/>
+            <w:hideMark/>
+          </w:tcPr>
+          <w:p>
+            <w:pPr>
+              <w:spacing w:after="160" w:line="259" w:lineRule="auto"/>
+            </w:pPr>
+            <w:proofErr w:type="spellStart"/>
+            <w:r>
+              <w:t>Dificultad</w:t>
+            </w:r>
+            <w:proofErr w:type="spellEnd"/>
+            <w:r>
+              <w:t xml:space="preserve"> para </w:t>
+            </w:r>
+            <w:proofErr w:type="spellStart"/>
+            <w:r>
+              <w:t>estructurar</w:t>
+            </w:r>
+            <w:proofErr w:type="spellEnd"/>
+            <w:r>
+              <w:t xml:space="preserve"> </w:t>
+            </w:r>
+            <w:proofErr w:type="spellStart"/>
+            <w:r>
+              <w:t>documentación</w:t>
+            </w:r>
+            <w:proofErr w:type="spellEnd"/>
+          </w:p>
+        </w:tc>
+        <w:tc>
+          <w:tcPr>
+            <w:tcW w:w="0" w:type="auto"/>
+            <w:hideMark/>
+          </w:tcPr>
+          <w:p>
+            <w:pPr>
+              <w:spacing w:after="160" w:line="259" w:lineRule="auto"/>
+            </w:pPr>
+            <w:proofErr w:type="spellStart"/>
+            <w:r>
+              <w:t>Usé</w:t>
+            </w:r>
+            <w:proofErr w:type="spellEnd"/>
+            <w:r>
+              <w:t xml:space="preserve"> </w:t>
+            </w:r>
+            <w:proofErr w:type="spellStart"/>
+            <w:r>
+              <w:t>plantillas</w:t>
+            </w:r>
+            <w:proofErr w:type="spellEnd"/>
+            <w:r>
+              <w:t xml:space="preserve"> de </w:t>
+            </w:r>
+            <w:proofErr w:type="spellStart"/>
+            <w:r>
+              <w:t>proyectos</w:t>
+            </w:r>
+            <w:proofErr w:type="spellEnd"/>
+            <w:r>
+              <w:t xml:space="preserve"> </w:t>
+            </w:r>
+            <w:proofErr w:type="spellStart"/>
+            <w:r>
+              <w:t>anteriores</w:t>
+            </w:r>
+            <w:proofErr w:type="spellEnd"/>
+          </w:p>
+        </w:tc>
+        <w:tc>
+          <w:tcPr>
+            <w:tcW w:w="2052" w:type="dxa"/>
+            <w:hideMark/>
+          </w:tcPr>
+          <w:p>
+            <w:pPr>
+              <w:spacing w:after="160" w:line="259" w:lineRule="auto"/>
+            </w:pPr>
+            <w:proofErr w:type="spellStart"/>
+            <w:r>
+              <w:t>Documentación</w:t>
+            </w:r>
+            <w:proofErr w:type="spellEnd"/>
+            <w:r>
+              <w:t xml:space="preserve"> </w:t>
+            </w:r>
+            <w:proofErr w:type="spellStart"/>
+            <w:r>
+              <w:t>lista</w:t>
+            </w:r>
+            <w:proofErr w:type="spellEnd"/>
+            <w:r>
+              <w:t xml:space="preserve"> para </w:t>
+            </w:r>
+            <w:proofErr w:type="spellStart"/>
+            <w:r>
+              <w:t>llenar</w:t>
+            </w:r>
+            <w:proofErr w:type="spellEnd"/>
+            <w:r>
+              <w:t>.</w:t>
+            </w:r>
+          </w:p>
+        </w:tc>
+      </w:tr>
+      <w:tr>
+        <w:tc>
+          <w:tcPr>
+            <w:tcW w:w="0" w:type="auto"/>
+            <w:hideMark/>
+          </w:tcPr>
+          <w:p>
+            <w:pPr>
+              <w:spacing w:after="160" w:line="259" w:lineRule="auto"/>
+            </w:pPr>
+            <w:r>
+              <w:t>15/04/2025</w:t>
+            </w:r>
+          </w:p>
+        </w:tc>
+        <w:tc>
+          <w:tcPr>
+            <w:tcW w:w="0" w:type="auto"/>
+            <w:hideMark/>
+          </w:tcPr>
+          <w:p>
+            <w:pPr>
+              <w:spacing w:after="160" w:line="259" w:lineRule="auto"/>
+            </w:pPr>
+            <w:proofErr w:type="spellStart"/>
+            <w:r>
+              <w:t>Elaboración</w:t>
+            </w:r>
+            <w:proofErr w:type="spellEnd"/>
+            <w:r>
+              <w:t xml:space="preserve"> del plan de </w:t>
+            </w:r>
+            <w:proofErr w:type="spellStart"/>
+            <w:r>
+              <w:t>pruebas</w:t>
+            </w:r>
+            <w:proofErr w:type="spellEnd"/>
+          </w:p>
+        </w:tc>
+        <w:tc>
+          <w:tcPr>
+            <w:tcW w:w="0" w:type="auto"/>
+            <w:hideMark/>
+          </w:tcPr>
+          <w:p>
+            <w:pPr>
+              <w:spacing w:after="160" w:line="259" w:lineRule="auto"/>
+            </w:pPr>
+            <w:r>
+              <w:t>3 horas</w:t>
+            </w:r>
+          </w:p>
+        </w:tc>
+        <w:tc>
+          <w:tcPr>
+            <w:tcW w:w="0" w:type="auto"/>
+            <w:hideMark/>
+          </w:tcPr>
+          <w:p>
+            <w:pPr>
+              <w:spacing w:after="160" w:line="259" w:lineRule="auto"/>
+            </w:pPr>
+            <w:r>
+              <w:t xml:space="preserve">Falta de </w:t>
+            </w:r>
+            <w:proofErr w:type="spellStart"/>
+            <w:r>
+              <w:t>claridad</w:t>
+            </w:r>
+            <w:proofErr w:type="spellEnd"/>
+            <w:r>
+              <w:t xml:space="preserve"> </w:t>
+            </w:r>
+            <w:proofErr w:type="spellStart"/>
+            <w:r>
+              <w:t>en</w:t>
+            </w:r>
+            <w:proofErr w:type="spellEnd"/>
+            <w:r>
+              <w:t xml:space="preserve"> </w:t>
+            </w:r>
+            <w:proofErr w:type="spellStart"/>
+            <w:r>
+              <w:t>métricas</w:t>
+            </w:r>
+            <w:proofErr w:type="spellEnd"/>
+            <w:r>
+              <w:t xml:space="preserve"> de </w:t>
+            </w:r>
+            <w:proofErr w:type="spellStart"/>
+            <w:r>
+              <w:t>prueba</w:t>
+            </w:r>
+            <w:proofErr w:type="spellEnd"/>
+          </w:p>
+        </w:tc>
+        <w:tc>
+          <w:tcPr>
+            <w:tcW w:w="0" w:type="auto"/>
+            <w:hideMark/>
+          </w:tcPr>
+          <w:p>
+            <w:pPr>
+              <w:spacing w:after="160" w:line="259" w:lineRule="auto"/>
+            </w:pPr>
+            <w:proofErr w:type="spellStart"/>
+            <w:r>
+              <w:t>Consulté</w:t>
+            </w:r>
+            <w:proofErr w:type="spellEnd"/>
+            <w:r>
+              <w:t xml:space="preserve"> las </w:t>
+            </w:r>
+            <w:proofErr w:type="spellStart"/>
+            <w:r>
+              <w:t>instrucciones</w:t>
+            </w:r>
+            <w:proofErr w:type="spellEnd"/>
+            <w:r>
+              <w:t xml:space="preserve"> del </w:t>
+            </w:r>
+            <w:proofErr w:type="spellStart"/>
+            <w:r>
+              <w:t>proyecto</w:t>
+            </w:r>
+            <w:proofErr w:type="spellEnd"/>
+          </w:p>
+        </w:tc>
+        <w:tc>
+          <w:tcPr>
+            <w:tcW w:w="2052" w:type="dxa"/>
+            <w:hideMark/>
+          </w:tcPr>
+          <w:p>
+            <w:pPr>
+              <w:spacing w:after="160" w:line="259" w:lineRule="auto"/>
+            </w:pPr>
+            <w:r>
+              <w:t xml:space="preserve">Plan de </w:t>
+            </w:r>
+            <w:proofErr w:type="spellStart"/>
+            <w:r>
+              <w:t>pruebas</w:t>
+            </w:r>
+            <w:proofErr w:type="spellEnd"/>
+            <w:r>
+              <w:t xml:space="preserve"> </w:t>
+            </w:r>
+            <w:proofErr w:type="spellStart"/>
+            <w:r>
+              <w:t>definido</w:t>
+            </w:r>
+            <w:proofErr w:type="spellEnd"/>
+            <w:r>
+              <w:t xml:space="preserve">: </w:t>
+            </w:r>
+            <w:proofErr w:type="spellStart"/>
+            <w:r>
+              <w:t>asignaciones</w:t>
+            </w:r>
+            <w:proofErr w:type="spellEnd"/>
+            <w:r>
+              <w:t xml:space="preserve">, </w:t>
+            </w:r>
+            <w:proofErr w:type="spellStart"/>
+            <w:r>
+              <w:t>comparaciones</w:t>
+            </w:r>
+            <w:proofErr w:type="spellEnd"/>
+            <w:r>
+              <w:t xml:space="preserve">, </w:t>
+            </w:r>
+            <w:proofErr w:type="spellStart"/>
+            <w:r>
+              <w:t>tiempo</w:t>
+            </w:r>
+            <w:proofErr w:type="spellEnd"/>
+            <w:r>
+              <w:t>.</w:t>
+            </w:r>
+          </w:p>
+        </w:tc>
+      </w:tr>
+      <w:tr>
+        <w:tc>
+          <w:tcPr>
+            <w:tcW w:w="0" w:type="auto"/>
+            <w:hideMark/>
+          </w:tcPr>
+          <w:p>
+            <w:pPr>
+              <w:spacing w:after="160" w:line="259" w:lineRule="auto"/>
+            </w:pPr>
+            <w:r>
+              <w:t>20/04/2025</w:t>
+            </w:r>
+          </w:p>
+        </w:tc>
+        <w:tc>
+          <w:tcPr>
+            <w:tcW w:w="0" w:type="auto"/>
+            <w:hideMark/>
+          </w:tcPr>
+          <w:p>
+            <w:pPr>
+              <w:spacing w:after="160" w:line="259" w:lineRule="auto"/>
+            </w:pPr>
+            <w:proofErr w:type="spellStart"/>
+            <w:r>
+              <w:t>Pruebas</w:t>
+            </w:r>
+            <w:proofErr w:type="spellEnd"/>
+            <w:r>
+              <w:t xml:space="preserve"> </w:t>
+            </w:r>
+            <w:proofErr w:type="spellStart"/>
+            <w:r>
+              <w:t>iniciales</w:t>
+            </w:r>
+            <w:proofErr w:type="spellEnd"/>
+            <w:r>
+              <w:t xml:space="preserve"> de </w:t>
+            </w:r>
+            <w:proofErr w:type="spellStart"/>
+            <w:r>
+              <w:t>algoritmos</w:t>
+            </w:r>
+            <w:proofErr w:type="spellEnd"/>
+          </w:p>
+        </w:tc>
+        <w:tc>
+          <w:tcPr>
+            <w:tcW w:w="0" w:type="auto"/>
+            <w:hideMark/>
+          </w:tcPr>
+          <w:p>
+            <w:pPr>
+              <w:spacing w:after="160" w:line="259" w:lineRule="auto"/>
+            </w:pPr>
+            <w:r>
+              <w:t>4 horas</w:t>
+            </w:r>
+          </w:p>
+        </w:tc>
+        <w:tc>
+          <w:tcPr>
+            <w:tcW w:w="0" w:type="auto"/>
+            <w:hideMark/>
+          </w:tcPr>
+          <w:p>
+            <w:pPr>
+              <w:spacing w:after="160" w:line="259" w:lineRule="auto"/>
+            </w:pPr>
+            <w:proofErr w:type="spellStart"/>
+            <w:r>
+              <w:t>Problemas</w:t>
+            </w:r>
+            <w:proofErr w:type="spellEnd"/>
+            <w:r>
+              <w:t xml:space="preserve"> de </w:t>
+            </w:r>
+            <w:proofErr w:type="spellStart"/>
+            <w:r>
+              <w:t>rendimiento</w:t>
+            </w:r>
+            <w:proofErr w:type="spellEnd"/>
+            <w:r>
+              <w:t xml:space="preserve"> con entradas </w:t>
+            </w:r>
+            <w:proofErr w:type="spellStart"/>
+            <w:r>
+              <w:t>grandes</w:t>
+            </w:r>
+            <w:proofErr w:type="spellEnd"/>
+          </w:p>
+        </w:tc>
+        <w:tc>
+          <w:tcPr>
+            <w:tcW w:w="0" w:type="auto"/>
+            <w:hideMark/>
+          </w:tcPr>
+          <w:p>
+            <w:pPr>
+              <w:spacing w:after="160" w:line="259" w:lineRule="auto"/>
+            </w:pPr>
+            <w:proofErr w:type="spellStart"/>
+            <w:r>
+              <w:t>Propuse</w:t>
+            </w:r>
+            <w:proofErr w:type="spellEnd"/>
+            <w:r>
+              <w:t xml:space="preserve"> </w:t>
+            </w:r>
+            <w:proofErr w:type="spellStart"/>
+            <w:r>
+              <w:t>optimizaciones</w:t>
+            </w:r>
+            <w:proofErr w:type="spellEnd"/>
+            <w:r>
+              <w:t xml:space="preserve"> a Fabián</w:t>
+            </w:r>
+          </w:p>
+        </w:tc>
+        <w:tc>
+          <w:tcPr>
+            <w:tcW w:w="2052" w:type="dxa"/>
+            <w:hideMark/>
+          </w:tcPr>
+          <w:p>
+            <w:pPr>
+              <w:spacing w:after="160" w:line="259" w:lineRule="auto"/>
+            </w:pPr>
+            <w:proofErr w:type="spellStart"/>
+            <w:r>
+              <w:t>Resultados</w:t>
+            </w:r>
+            <w:proofErr w:type="spellEnd"/>
+            <w:r>
+              <w:t xml:space="preserve"> </w:t>
+            </w:r>
+            <w:proofErr w:type="spellStart"/>
+            <w:r>
+              <w:t>iniciales</w:t>
+            </w:r>
+            <w:proofErr w:type="spellEnd"/>
+            <w:r>
+              <w:t xml:space="preserve"> </w:t>
+            </w:r>
+            <w:proofErr w:type="spellStart"/>
+            <w:r>
+              <w:t>obtenidos</w:t>
+            </w:r>
+            <w:proofErr w:type="spellEnd"/>
+            <w:r>
+              <w:t xml:space="preserve">; </w:t>
+            </w:r>
+            <w:proofErr w:type="spellStart"/>
+            <w:r>
+              <w:t>falta</w:t>
+            </w:r>
+            <w:proofErr w:type="spellEnd"/>
+            <w:r>
+              <w:t xml:space="preserve"> </w:t>
+            </w:r>
+            <w:proofErr w:type="spellStart"/>
+            <w:r>
+              <w:t>optimizar</w:t>
+            </w:r>
+            <w:proofErr w:type="spellEnd"/>
+            <w:r>
+              <w:t>.</w:t>
+            </w:r>
+          </w:p>
+        </w:tc>
+      </w:tr>
+      <w:tr>
+        <w:tc>
+          <w:tcPr>
+            <w:tcW w:w="0" w:type="auto"/>
+            <w:hideMark/>
+          </w:tcPr>
+          <w:p>
+            <w:pPr>
+              <w:spacing w:after="160" w:line="259" w:lineRule="auto"/>
+            </w:pPr>
+            <w:r>
+              <w:t>26/04/2025</w:t>
+            </w:r>
+          </w:p>
+        </w:tc>
+        <w:tc>
+          <w:tcPr>
+            <w:tcW w:w="0" w:type="auto"/>
+            <w:hideMark/>
+          </w:tcPr>
+          <w:p>
+            <w:pPr>
+              <w:spacing w:after="160" w:line="259" w:lineRule="auto"/>
+            </w:pPr>
+            <w:proofErr w:type="spellStart"/>
+            <w:r>
+              <w:t>Redacción</w:t>
+            </w:r>
+            <w:proofErr w:type="spellEnd"/>
+            <w:r>
+              <w:t xml:space="preserve"> de la </w:t>
+            </w:r>
+            <w:proofErr w:type="spellStart"/>
+            <w:r>
+              <w:t>documentación</w:t>
+            </w:r>
+            <w:proofErr w:type="spellEnd"/>
+          </w:p>
+        </w:tc>
+        <w:tc>
+          <w:tcPr>
+            <w:tcW w:w="0" w:type="auto"/>
+            <w:hideMark/>
+          </w:tcPr>
+          <w:p>
+            <w:pPr>
+              <w:spacing w:after="160" w:line="259" w:lineRule="auto"/>
+            </w:pPr>
+            <w:r>
+              <w:t>5 horas</w:t>
+            </w:r>
+          </w:p>
+        </w:tc>
+        <w:tc>
+          <w:tcPr>
+            <w:tcW w:w="0" w:type="auto"/>
+            <w:hideMark/>
+          </w:tcPr>
+          <w:p>
+            <w:pPr>
+              <w:spacing w:after="160" w:line="259" w:lineRule="auto"/>
+            </w:pPr>
+            <w:r>
+              <w:t xml:space="preserve">Datos </w:t>
+            </w:r>
+            <w:proofErr w:type="spellStart"/>
+            <w:r>
+              <w:t>inconsistentes</w:t>
+            </w:r>
+            <w:proofErr w:type="spellEnd"/>
+            <w:r>
+              <w:t xml:space="preserve"> </w:t>
+            </w:r>
+            <w:proofErr w:type="spellStart"/>
+            <w:r>
+              <w:t>en</w:t>
+            </w:r>
+            <w:proofErr w:type="spellEnd"/>
+            <w:r>
+              <w:t xml:space="preserve"> las </w:t>
+            </w:r>
+            <w:proofErr w:type="spellStart"/>
+            <w:r>
+              <w:t>tablas</w:t>
+            </w:r>
+            <w:proofErr w:type="spellEnd"/>
+          </w:p>
+        </w:tc>
+        <w:tc>
+          <w:tcPr>
+            <w:tcW w:w="0" w:type="auto"/>
+            <w:hideMark/>
+          </w:tcPr>
+          <w:p>
+            <w:pPr>
+              <w:spacing w:after="160" w:line="259" w:lineRule="auto"/>
+            </w:pPr>
+            <w:proofErr w:type="spellStart"/>
+            <w:r>
+              <w:t>Revisé</w:t>
+            </w:r>
+            <w:proofErr w:type="spellEnd"/>
+            <w:r>
+              <w:t xml:space="preserve"> y </w:t>
+            </w:r>
+            <w:proofErr w:type="spellStart"/>
+            <w:r>
+              <w:t>corregí</w:t>
+            </w:r>
+            <w:proofErr w:type="spellEnd"/>
+            <w:r>
+              <w:t xml:space="preserve"> </w:t>
+            </w:r>
+            <w:proofErr w:type="spellStart"/>
+            <w:r>
+              <w:t>datos</w:t>
+            </w:r>
+            <w:proofErr w:type="spellEnd"/>
+            <w:r>
+              <w:t xml:space="preserve"> con Fabián</w:t>
+            </w:r>
+          </w:p>
+        </w:tc>
+        <w:tc>
+          <w:tcPr>
+            <w:tcW w:w="2052" w:type="dxa"/>
+            <w:hideMark/>
+          </w:tcPr>
+          <w:p>
+            <w:pPr>
+              <w:spacing w:after="160" w:line="259" w:lineRule="auto"/>
+            </w:pPr>
+            <w:proofErr w:type="spellStart"/>
+            <w:r>
+              <w:t>Documentación</w:t>
+            </w:r>
+            <w:proofErr w:type="spellEnd"/>
+            <w:r>
+              <w:t xml:space="preserve"> </w:t>
+            </w:r>
+            <w:proofErr w:type="spellStart"/>
+            <w:r>
+              <w:t>casi</w:t>
+            </w:r>
+            <w:proofErr w:type="spellEnd"/>
+            <w:r>
+              <w:t xml:space="preserve"> </w:t>
+            </w:r>
+            <w:proofErr w:type="spellStart"/>
+            <w:r>
+              <w:t>completa</w:t>
+            </w:r>
+            <w:proofErr w:type="spellEnd"/>
+            <w:r>
+              <w:t xml:space="preserve">; </w:t>
+            </w:r>
+            <w:proofErr w:type="spellStart"/>
+            <w:r>
+              <w:t>falta</w:t>
+            </w:r>
+            <w:proofErr w:type="spellEnd"/>
+            <w:r>
+              <w:t xml:space="preserve"> </w:t>
+            </w:r>
+            <w:proofErr w:type="spellStart"/>
+            <w:r>
+              <w:t>análisis</w:t>
+            </w:r>
+            <w:proofErr w:type="spellEnd"/>
+            <w:r>
+              <w:t xml:space="preserve"> final.</w:t>
+            </w:r>
+          </w:p>
+        </w:tc>
+      </w:tr>
+      <w:tr>
+        <w:tc>
+          <w:tcPr>
+            <w:tcW w:w="0" w:type="auto"/>
+            <w:hideMark/>
+          </w:tcPr>
+          <w:p>
+            <w:pPr>
+              <w:spacing w:after="160" w:line="259" w:lineRule="auto"/>
+            </w:pPr>
+            <w:r>
+              <w:t>30</w:t>
+            </w:r>
+            <w:r>
+              <w:t>/04/2025</w:t>
+            </w:r>
+          </w:p>
+        </w:tc>
+        <w:tc>
+          <w:tcPr>
+            <w:tcW w:w="0" w:type="auto"/>
+            <w:hideMark/>
+          </w:tcPr>
+          <w:p>
+            <w:pPr>
+              <w:spacing w:after="160" w:line="259" w:lineRule="auto"/>
+            </w:pPr>
+            <w:proofErr w:type="spellStart"/>
+            <w:r>
+              <w:t>Revisión</w:t>
+            </w:r>
+            <w:proofErr w:type="spellEnd"/>
+            <w:r>
+              <w:t xml:space="preserve"> final de </w:t>
+            </w:r>
+            <w:proofErr w:type="spellStart"/>
+            <w:r>
+              <w:t>documentación</w:t>
+            </w:r>
+            <w:proofErr w:type="spellEnd"/>
+          </w:p>
+        </w:tc>
+        <w:tc>
+          <w:tcPr>
+            <w:tcW w:w="0" w:type="auto"/>
+            <w:hideMark/>
+          </w:tcPr>
+          <w:p>
+            <w:pPr>
+              <w:spacing w:after="160" w:line="259" w:lineRule="auto"/>
+            </w:pPr>
+            <w:r>
+              <w:t>3 horas</w:t>
+            </w:r>
+          </w:p>
+        </w:tc>
+        <w:tc>
+          <w:tcPr>
+            <w:tcW w:w="0" w:type="auto"/>
+            <w:hideMark/>
+          </w:tcPr>
+          <w:p>
+            <w:pPr>
+              <w:spacing w:after="160" w:line="259" w:lineRule="auto"/>
+            </w:pPr>
+            <w:r>
+              <w:t xml:space="preserve">Errores de </w:t>
+            </w:r>
+            <w:proofErr w:type="spellStart"/>
+            <w:r>
+              <w:t>formato</w:t>
+            </w:r>
+            <w:proofErr w:type="spellEnd"/>
+          </w:p>
+        </w:tc>
+        <w:tc>
+          <w:tcPr>
+            <w:tcW w:w="0" w:type="auto"/>
+            <w:hideMark/>
+          </w:tcPr>
+          <w:p>
+            <w:pPr>
+              <w:spacing w:after="160" w:line="259" w:lineRule="auto"/>
+            </w:pPr>
+            <w:proofErr w:type="spellStart"/>
+            <w:r>
+              <w:t>Ajusté</w:t>
+            </w:r>
+            <w:proofErr w:type="spellEnd"/>
+            <w:r>
+              <w:t xml:space="preserve"> </w:t>
+            </w:r>
+            <w:proofErr w:type="spellStart"/>
+            <w:r>
+              <w:t>formato</w:t>
+            </w:r>
+            <w:proofErr w:type="spellEnd"/>
+            <w:r>
+              <w:t xml:space="preserve"> y </w:t>
+            </w:r>
+            <w:proofErr w:type="spellStart"/>
+            <w:r>
+              <w:t>aseguré</w:t>
+            </w:r>
+            <w:proofErr w:type="spellEnd"/>
+            <w:r>
+              <w:t xml:space="preserve"> </w:t>
+            </w:r>
+            <w:proofErr w:type="spellStart"/>
+            <w:r>
+              <w:t>consistencia</w:t>
+            </w:r>
+            <w:proofErr w:type="spellEnd"/>
+          </w:p>
+        </w:tc>
+        <w:tc>
+          <w:tcPr>
+            <w:tcW w:w="2052" w:type="dxa"/>
+            <w:hideMark/>
+          </w:tcPr>
+          <w:p>
+            <w:pPr>
+              <w:spacing w:after="160" w:line="259" w:lineRule="auto"/>
+            </w:pPr>
+            <w:proofErr w:type="spellStart"/>
+            <w:r>
+              <w:t>Documentación</w:t>
+            </w:r>
+            <w:proofErr w:type="spellEnd"/>
+            <w:r>
+              <w:t xml:space="preserve"> </w:t>
+            </w:r>
+            <w:proofErr w:type="spellStart"/>
+            <w:r>
+              <w:t>lista</w:t>
+            </w:r>
+            <w:proofErr w:type="spellEnd"/>
+            <w:r>
+              <w:t xml:space="preserve"> para </w:t>
+            </w:r>
+            <w:proofErr w:type="spellStart"/>
+            <w:r>
+              <w:t>entrega</w:t>
+            </w:r>
+            <w:proofErr w:type="spellEnd"/>
+            <w:r>
+              <w:t>.</w:t>
+            </w:r>
+          </w:p>
+        </w:tc>
+      </w:tr>
+    </w:tbl>
+    <w:p/>
+    <w:p/>
+    <w:p>
+      <w:pPr>
+        <w:pStyle w:val="Heading1"/>
+        <w:rPr>
+          <w:rFonts w:ascii="Arial" w:hAnsi="Arial" w:cs="Arial"/>
+        </w:rPr>
+      </w:pPr>
+      <w:r>
+        <w:rPr>
+          <w:rFonts w:ascii="Arial" w:hAnsi="Arial" w:cs="Arial"/>
+        </w:rPr>
+        <w:t>Referencias</w:t>
       </w:r>
     </w:p>
     <w:p>
       <w:pPr>
         <w:rPr>
-          <w:lang w:val="en-US"/>
+          <w:rFonts w:ascii="Arial" w:hAnsi="Arial" w:cs="Arial"/>
         </w:rPr>
       </w:pPr>
-      <w:r>
-        <w:rPr>
-          <w:lang w:val="en-US"/>
-        </w:rPr>
-        <w:t>[9</w:t>
-      </w:r>
-      <w:r>
-        <w:rPr>
-          <w:lang w:val="en-US"/>
-        </w:rPr>
-        <w:t>]</w:t>
-      </w:r>
-      <w:r>
-        <w:rPr>
-          <w:lang w:val="en-US"/>
-        </w:rPr>
-        <w:t xml:space="preserve"> </w:t>
-      </w:r>
-      <w:proofErr w:type="spellStart"/>
-      <w:r>
-        <w:rPr>
-          <w:lang w:val="en-US"/>
-        </w:rPr>
-        <w:t>GeeksforGeeks</w:t>
-      </w:r>
-      <w:proofErr w:type="spellEnd"/>
-      <w:r>
-        <w:rPr>
-          <w:lang w:val="en-US"/>
-        </w:rPr>
-        <w:t xml:space="preserve">, "How to Find Prime </w:t>
-      </w:r>
-      <w:proofErr w:type="gramStart"/>
-      <w:r>
-        <w:rPr>
-          <w:lang w:val="en-US"/>
-        </w:rPr>
-        <w:t>Numbers?,</w:t>
-      </w:r>
-      <w:proofErr w:type="gramEnd"/>
-      <w:r>
-        <w:rPr>
-          <w:lang w:val="en-US"/>
-        </w:rPr>
-        <w:t xml:space="preserve">" </w:t>
-      </w:r>
-      <w:proofErr w:type="spellStart"/>
-      <w:r>
-        <w:rPr>
-          <w:lang w:val="en-US"/>
-        </w:rPr>
-        <w:t>GeeksforGeeks</w:t>
-      </w:r>
-      <w:proofErr w:type="spellEnd"/>
-      <w:r>
-        <w:rPr>
-          <w:lang w:val="en-US"/>
-        </w:rPr>
-        <w:t>, n.d. Accessed: Apr. 29, 2025. [Online]. Available: https://www.geeksforgeeks.org/how-to-find-prime-numbers/</w:t>
-      </w:r>
     </w:p>
     <w:p>
       <w:pPr>
         <w:rPr>
+          <w:rFonts w:ascii="Arial" w:hAnsi="Arial" w:cs="Arial"/>
           <w:lang w:val="en-US"/>
         </w:rPr>
       </w:pPr>
       <w:r>
-        <w:t>[</w:t>
-      </w:r>
-      <w:r>
-        <w:t>10</w:t>
-      </w:r>
-      <w:r>
-        <w:t xml:space="preserve">] </w:t>
-      </w:r>
-      <w:r>
-        <w:t xml:space="preserve">Rey Apuntes, "Criba de </w:t>
+        <w:rPr>
+          <w:rFonts w:ascii="Arial" w:hAnsi="Arial" w:cs="Arial"/>
+          <w:lang w:val="en-US"/>
+        </w:rPr>
+        <w:t xml:space="preserve">[1] </w:t>
       </w:r>
       <w:proofErr w:type="spellStart"/>
       <w:r>
-        <w:t>Erastótenes</w:t>
+        <w:rPr>
+          <w:rFonts w:ascii="Arial" w:hAnsi="Arial" w:cs="Arial"/>
+          <w:lang w:val="en-US"/>
+        </w:rPr>
+        <w:t>GeeksforGeeks</w:t>
       </w:r>
       <w:proofErr w:type="spellEnd"/>
       <w:r>
-        <w:t xml:space="preserve">," Rey Apuntes Blog, Jan. 7, 2015. </w:t>
-      </w:r>
-      <w:r>
-        <w:rPr>
+        <w:rPr>
+          <w:rFonts w:ascii="Arial" w:hAnsi="Arial" w:cs="Arial"/>
           <w:lang w:val="en-US"/>
         </w:rPr>
-        <w:t>Accessed: Apr. 29, 2025. [Blog]. Available: https://reyapuntesblog.blogspot.com/2015/01/criba-de-erastotenes.html</w:t>
+        <w:t xml:space="preserve">, "Primality Test | Set 1 (Introduction and School Method)," </w:t>
+      </w:r>
+      <w:proofErr w:type="spellStart"/>
+      <w:r>
+        <w:rPr>
+          <w:rFonts w:ascii="Arial" w:hAnsi="Arial" w:cs="Arial"/>
+          <w:lang w:val="en-US"/>
+        </w:rPr>
+        <w:t>GeeksforGeeks</w:t>
+      </w:r>
+      <w:proofErr w:type="spellEnd"/>
+      <w:r>
+        <w:rPr>
+          <w:rFonts w:ascii="Arial" w:hAnsi="Arial" w:cs="Arial"/>
+          <w:lang w:val="en-US"/>
+        </w:rPr>
+        <w:t>, n.d. Accessed: Apr. 29, 2025. [Online]. Available: https://www.geeksforgeeks.org/primality-test-set-1-introduction-and-school-method/</w:t>
       </w:r>
     </w:p>
     <w:p>
       <w:pPr>
         <w:rPr>
+          <w:rFonts w:ascii="Arial" w:hAnsi="Arial" w:cs="Arial"/>
           <w:lang w:val="en-US"/>
         </w:rPr>
       </w:pPr>
       <w:r>
         <w:rPr>
+          <w:rFonts w:ascii="Arial" w:hAnsi="Arial" w:cs="Arial"/>
           <w:lang w:val="en-US"/>
         </w:rPr>
-        <w:t>[11</w:t>
-      </w:r>
-      <w:r>
-        <w:rPr>
-          <w:lang w:val="en-US"/>
-        </w:rPr>
-        <w:t>]</w:t>
-      </w:r>
-      <w:r>
-        <w:rPr>
-          <w:lang w:val="en-US"/>
-        </w:rPr>
-        <w:t xml:space="preserve"> </w:t>
-      </w:r>
-      <w:proofErr w:type="spellStart"/>
-      <w:r>
-        <w:rPr>
-          <w:lang w:val="en-US"/>
-        </w:rPr>
-        <w:t>Sanfoundry</w:t>
-      </w:r>
-      <w:proofErr w:type="spellEnd"/>
-      <w:r>
-        <w:rPr>
-          <w:lang w:val="en-US"/>
-        </w:rPr>
-        <w:t xml:space="preserve">, "Java Program for Sieve of Atkin Algorithm," </w:t>
-      </w:r>
-      <w:proofErr w:type="spellStart"/>
-      <w:r>
-        <w:rPr>
-          <w:lang w:val="en-US"/>
-        </w:rPr>
-        <w:t>Sanfoundry</w:t>
-      </w:r>
-      <w:proofErr w:type="spellEnd"/>
-      <w:r>
-        <w:rPr>
-          <w:lang w:val="en-US"/>
-        </w:rPr>
-        <w:t>, n.d. Accessed: Apr. 29, 2025. [Online]. Available: https://www.sanfoundry.com/java-program-sieve-of-atkin-algorithm</w:t>
+        <w:t>[2] Wikipedia, "Primality test," Wikipedia, n.d. Accessed: Apr. 29, 2025. [Online]. Available: https://en.wikipedia.org/wiki/Primality_test</w:t>
       </w:r>
     </w:p>
     <w:p>
       <w:pPr>
         <w:rPr>
+          <w:rFonts w:ascii="Arial" w:hAnsi="Arial" w:cs="Arial"/>
           <w:lang w:val="en-US"/>
         </w:rPr>
       </w:pPr>
       <w:r>
         <w:rPr>
+          <w:rFonts w:ascii="Arial" w:hAnsi="Arial" w:cs="Arial"/>
           <w:lang w:val="en-US"/>
         </w:rPr>
+        <w:t>[3] D. J. Bernstein, "Prime sieves using binary quadratic forms," 2004. Accessed: Apr. 29, 2025. [Online]. Available: https://cr.yp.to/papers/primesieves-20040311.pdf</w:t>
+      </w:r>
+    </w:p>
+    <w:p>
+      <w:pPr>
+        <w:rPr>
+          <w:rFonts w:ascii="Arial" w:hAnsi="Arial" w:cs="Arial"/>
+          <w:lang w:val="en-US"/>
+        </w:rPr>
+      </w:pPr>
+      <w:r>
+        <w:rPr>
+          <w:rFonts w:ascii="Arial" w:hAnsi="Arial" w:cs="Arial"/>
+          <w:lang w:val="en-US"/>
+        </w:rPr>
+        <w:lastRenderedPageBreak/>
+        <w:t>[4] Wikipedia, "Sieve of Sundaram," Wikipedia, n.d. Accessed: Apr. 29, 2025. [Online]. Available: https://en.wikipedia.org/wiki/Sieve_of_Sundaram</w:t>
+      </w:r>
+    </w:p>
+    <w:p>
+      <w:pPr>
+        <w:rPr>
+          <w:rFonts w:ascii="Arial" w:hAnsi="Arial" w:cs="Arial"/>
+          <w:lang w:val="en-US"/>
+        </w:rPr>
+      </w:pPr>
+      <w:r>
+        <w:rPr>
+          <w:rFonts w:ascii="Arial" w:hAnsi="Arial" w:cs="Arial"/>
+          <w:lang w:val="en-US"/>
+        </w:rPr>
+        <w:t xml:space="preserve">[5] A. O. L. Atkin and D. J. Bernstein, "Prime sieves using binary quadratic forms," Math. </w:t>
+      </w:r>
+      <w:proofErr w:type="spellStart"/>
+      <w:r>
+        <w:rPr>
+          <w:rFonts w:ascii="Arial" w:hAnsi="Arial" w:cs="Arial"/>
+          <w:lang w:val="en-US"/>
+        </w:rPr>
+        <w:t>Comput</w:t>
+      </w:r>
+      <w:proofErr w:type="spellEnd"/>
+      <w:r>
+        <w:rPr>
+          <w:rFonts w:ascii="Arial" w:hAnsi="Arial" w:cs="Arial"/>
+          <w:lang w:val="en-US"/>
+        </w:rPr>
+        <w:t>., vol. 73, no. 246, pp. 1023–1030, 2004. https://doi.org/10.1090/S0025-5718-2013-02787-1</w:t>
+      </w:r>
+    </w:p>
+    <w:p>
+      <w:pPr>
+        <w:rPr>
+          <w:rFonts w:ascii="Arial" w:hAnsi="Arial" w:cs="Arial"/>
+          <w:lang w:val="en-US"/>
+        </w:rPr>
+      </w:pPr>
+      <w:r>
+        <w:rPr>
+          <w:rFonts w:ascii="Arial" w:hAnsi="Arial" w:cs="Arial"/>
+          <w:lang w:val="en-US"/>
+        </w:rPr>
+        <w:t xml:space="preserve">[6] </w:t>
+      </w:r>
+      <w:r>
+        <w:rPr>
+          <w:rFonts w:ascii="Arial" w:hAnsi="Arial" w:cs="Arial"/>
+          <w:lang w:val="en-US"/>
+        </w:rPr>
+        <w:t xml:space="preserve">Stack Overflow. (Varias </w:t>
+      </w:r>
+      <w:proofErr w:type="spellStart"/>
+      <w:r>
+        <w:rPr>
+          <w:rFonts w:ascii="Arial" w:hAnsi="Arial" w:cs="Arial"/>
+          <w:lang w:val="en-US"/>
+        </w:rPr>
+        <w:t>discusiones</w:t>
+      </w:r>
+      <w:proofErr w:type="spellEnd"/>
+      <w:r>
+        <w:rPr>
+          <w:rFonts w:ascii="Arial" w:hAnsi="Arial" w:cs="Arial"/>
+          <w:lang w:val="en-US"/>
+        </w:rPr>
+        <w:t xml:space="preserve">). </w:t>
+      </w:r>
+      <w:proofErr w:type="spellStart"/>
+      <w:r>
+        <w:rPr>
+          <w:rFonts w:ascii="Arial" w:hAnsi="Arial" w:cs="Arial"/>
+          <w:lang w:val="en-US"/>
+        </w:rPr>
+        <w:t>Ej</w:t>
+      </w:r>
+      <w:proofErr w:type="spellEnd"/>
+      <w:r>
+        <w:rPr>
+          <w:rFonts w:ascii="Arial" w:hAnsi="Arial" w:cs="Arial"/>
+          <w:lang w:val="en-US"/>
+        </w:rPr>
+        <w:t>: "Sieve of Atkin vs Sieve of Eratosthenes - practical performance".</w:t>
+      </w:r>
+    </w:p>
+    <w:p>
+      <w:pPr>
+        <w:rPr>
+          <w:rFonts w:ascii="Arial" w:hAnsi="Arial" w:cs="Arial"/>
+          <w:lang w:val="en-US"/>
+        </w:rPr>
+      </w:pPr>
+      <w:r>
+        <w:rPr>
+          <w:rFonts w:ascii="Arial" w:hAnsi="Arial" w:cs="Arial"/>
+          <w:lang w:val="en-US"/>
+        </w:rPr>
+        <w:t xml:space="preserve">[7] </w:t>
+      </w:r>
+      <w:proofErr w:type="spellStart"/>
+      <w:r>
+        <w:rPr>
+          <w:rFonts w:ascii="Arial" w:hAnsi="Arial" w:cs="Arial"/>
+          <w:lang w:val="en-US"/>
+        </w:rPr>
+        <w:t>GeeksforGeeks</w:t>
+      </w:r>
+      <w:proofErr w:type="spellEnd"/>
+      <w:r>
+        <w:rPr>
+          <w:rFonts w:ascii="Arial" w:hAnsi="Arial" w:cs="Arial"/>
+          <w:lang w:val="en-US"/>
+        </w:rPr>
+        <w:t xml:space="preserve">, "Primality Test | Set 3 (Miller–Rabin)," </w:t>
+      </w:r>
+      <w:proofErr w:type="spellStart"/>
+      <w:r>
+        <w:rPr>
+          <w:rFonts w:ascii="Arial" w:hAnsi="Arial" w:cs="Arial"/>
+          <w:lang w:val="en-US"/>
+        </w:rPr>
+        <w:t>GeeksforGeeks</w:t>
+      </w:r>
+      <w:proofErr w:type="spellEnd"/>
+      <w:r>
+        <w:rPr>
+          <w:rFonts w:ascii="Arial" w:hAnsi="Arial" w:cs="Arial"/>
+          <w:lang w:val="en-US"/>
+        </w:rPr>
+        <w:t>, n.d. Accessed: Apr. 29, 2025. [Online]. Available: https://www.geeksforgeeks.org/primality-test-set-3-miller-rabin/</w:t>
+      </w:r>
+    </w:p>
+    <w:p>
+      <w:pPr>
+        <w:rPr>
+          <w:rFonts w:ascii="Arial" w:hAnsi="Arial" w:cs="Arial"/>
+          <w:lang w:val="en-US"/>
+        </w:rPr>
+      </w:pPr>
+      <w:r>
+        <w:rPr>
+          <w:rFonts w:ascii="Arial" w:hAnsi="Arial" w:cs="Arial"/>
+          <w:lang w:val="en-US"/>
+        </w:rPr>
+        <w:t>[8] M. Agrawal, N. Kayal, and N. Saxena, "PRIMES is in P," Ann. Math., vol. 160, no. 2, pp. 781–793, 2004.</w:t>
+      </w:r>
+    </w:p>
+    <w:p>
+      <w:pPr>
+        <w:rPr>
+          <w:rFonts w:ascii="Arial" w:hAnsi="Arial" w:cs="Arial"/>
+          <w:lang w:val="en-US"/>
+        </w:rPr>
+      </w:pPr>
+      <w:r>
+        <w:rPr>
+          <w:rFonts w:ascii="Arial" w:hAnsi="Arial" w:cs="Arial"/>
+          <w:lang w:val="en-US"/>
+        </w:rPr>
+        <w:t xml:space="preserve">[9] </w:t>
+      </w:r>
+      <w:proofErr w:type="spellStart"/>
+      <w:r>
+        <w:rPr>
+          <w:rFonts w:ascii="Arial" w:hAnsi="Arial" w:cs="Arial"/>
+          <w:lang w:val="en-US"/>
+        </w:rPr>
+        <w:t>GeeksforGeeks</w:t>
+      </w:r>
+      <w:proofErr w:type="spellEnd"/>
+      <w:r>
+        <w:rPr>
+          <w:rFonts w:ascii="Arial" w:hAnsi="Arial" w:cs="Arial"/>
+          <w:lang w:val="en-US"/>
+        </w:rPr>
+        <w:t xml:space="preserve">, "How to Find Prime </w:t>
+      </w:r>
+      <w:proofErr w:type="gramStart"/>
+      <w:r>
+        <w:rPr>
+          <w:rFonts w:ascii="Arial" w:hAnsi="Arial" w:cs="Arial"/>
+          <w:lang w:val="en-US"/>
+        </w:rPr>
+        <w:t>Numbers?,</w:t>
+      </w:r>
+      <w:proofErr w:type="gramEnd"/>
+      <w:r>
+        <w:rPr>
+          <w:rFonts w:ascii="Arial" w:hAnsi="Arial" w:cs="Arial"/>
+          <w:lang w:val="en-US"/>
+        </w:rPr>
+        <w:t xml:space="preserve">" </w:t>
+      </w:r>
+      <w:proofErr w:type="spellStart"/>
+      <w:r>
+        <w:rPr>
+          <w:rFonts w:ascii="Arial" w:hAnsi="Arial" w:cs="Arial"/>
+          <w:lang w:val="en-US"/>
+        </w:rPr>
+        <w:t>GeeksforGeeks</w:t>
+      </w:r>
+      <w:proofErr w:type="spellEnd"/>
+      <w:r>
+        <w:rPr>
+          <w:rFonts w:ascii="Arial" w:hAnsi="Arial" w:cs="Arial"/>
+          <w:lang w:val="en-US"/>
+        </w:rPr>
+        <w:t>, n.d. Accessed: Apr. 29, 2025. [Online]. Available: https://www.geeksforgeeks.org/how-to-find-prime-numbers/</w:t>
+      </w:r>
+    </w:p>
+    <w:p>
+      <w:pPr>
+        <w:rPr>
+          <w:rFonts w:ascii="Arial" w:hAnsi="Arial" w:cs="Arial"/>
+          <w:lang w:val="en-US"/>
+        </w:rPr>
+      </w:pPr>
+      <w:r>
+        <w:rPr>
+          <w:rFonts w:ascii="Arial" w:hAnsi="Arial" w:cs="Arial"/>
+        </w:rPr>
+        <w:t xml:space="preserve">[10] Rey Apuntes, "Criba de </w:t>
+      </w:r>
+      <w:proofErr w:type="spellStart"/>
+      <w:r>
+        <w:rPr>
+          <w:rFonts w:ascii="Arial" w:hAnsi="Arial" w:cs="Arial"/>
+        </w:rPr>
+        <w:t>Erastótenes</w:t>
+      </w:r>
+      <w:proofErr w:type="spellEnd"/>
+      <w:r>
+        <w:rPr>
+          <w:rFonts w:ascii="Arial" w:hAnsi="Arial" w:cs="Arial"/>
+        </w:rPr>
+        <w:t xml:space="preserve">," Rey Apuntes Blog, Jan. 7, 2015. </w:t>
+      </w:r>
+      <w:r>
+        <w:rPr>
+          <w:rFonts w:ascii="Arial" w:hAnsi="Arial" w:cs="Arial"/>
+          <w:lang w:val="en-US"/>
+        </w:rPr>
+        <w:t>Accessed: Apr. 29, 2025. [Blog]. Available: https://reyapuntesblog.blogspot.com/2015/01/criba-de-erastotenes.html</w:t>
+      </w:r>
+    </w:p>
+    <w:p>
+      <w:pPr>
+        <w:rPr>
+          <w:rFonts w:ascii="Arial" w:hAnsi="Arial" w:cs="Arial"/>
+          <w:lang w:val="en-US"/>
+        </w:rPr>
+      </w:pPr>
+      <w:r>
+        <w:rPr>
+          <w:rFonts w:ascii="Arial" w:hAnsi="Arial" w:cs="Arial"/>
+          <w:lang w:val="en-US"/>
+        </w:rPr>
+        <w:t xml:space="preserve">[11] </w:t>
+      </w:r>
+      <w:proofErr w:type="spellStart"/>
+      <w:r>
+        <w:rPr>
+          <w:rFonts w:ascii="Arial" w:hAnsi="Arial" w:cs="Arial"/>
+          <w:lang w:val="en-US"/>
+        </w:rPr>
+        <w:t>Sanfoundry</w:t>
+      </w:r>
+      <w:proofErr w:type="spellEnd"/>
+      <w:r>
+        <w:rPr>
+          <w:rFonts w:ascii="Arial" w:hAnsi="Arial" w:cs="Arial"/>
+          <w:lang w:val="en-US"/>
+        </w:rPr>
+        <w:t xml:space="preserve">, "Java Program for Sieve of Atkin Algorithm," </w:t>
+      </w:r>
+      <w:proofErr w:type="spellStart"/>
+      <w:r>
+        <w:rPr>
+          <w:rFonts w:ascii="Arial" w:hAnsi="Arial" w:cs="Arial"/>
+          <w:lang w:val="en-US"/>
+        </w:rPr>
+        <w:t>Sanfoundry</w:t>
+      </w:r>
+      <w:proofErr w:type="spellEnd"/>
+      <w:r>
+        <w:rPr>
+          <w:rFonts w:ascii="Arial" w:hAnsi="Arial" w:cs="Arial"/>
+          <w:lang w:val="en-US"/>
+        </w:rPr>
+        <w:t>, n.d. Accessed: Apr. 29, 2025. [Online]. Available: https://www.sanfoundry.com/java-program-sieve-of-atkin-algorithm</w:t>
+      </w:r>
+    </w:p>
+    <w:p>
+      <w:pPr>
+        <w:rPr>
+          <w:lang w:val="en-US"/>
+        </w:rPr>
+      </w:pPr>
+      <w:r>
+        <w:rPr>
+          <w:rFonts w:ascii="Arial" w:hAnsi="Arial" w:cs="Arial"/>
+          <w:lang w:val="en-US"/>
+        </w:rPr>
         <w:t>[</w:t>
       </w:r>
       <w:r>
         <w:rPr>
+          <w:rFonts w:ascii="Arial" w:hAnsi="Arial" w:cs="Arial"/>
           <w:lang w:val="en-US"/>
         </w:rPr>
         <w:t>12</w:t>
       </w:r>
       <w:r>
         <w:rPr>
+          <w:rFonts w:ascii="Arial" w:hAnsi="Arial" w:cs="Arial"/>
           <w:lang w:val="en-US"/>
         </w:rPr>
-        <w:t>]</w:t>
-      </w:r>
-      <w:r>
-        <w:rPr>
+        <w:t xml:space="preserve">] </w:t>
+      </w:r>
+      <w:proofErr w:type="spellStart"/>
+      <w:r>
+        <w:rPr>
+          <w:rFonts w:ascii="Arial" w:hAnsi="Arial" w:cs="Arial"/>
           <w:lang w:val="en-US"/>
         </w:rPr>
-        <w:t xml:space="preserve"> </w:t>
+        <w:t>wgimson</w:t>
+      </w:r>
+      <w:proofErr w:type="spellEnd"/>
+      <w:r>
+        <w:rPr>
+          <w:rFonts w:ascii="Arial" w:hAnsi="Arial" w:cs="Arial"/>
+          <w:lang w:val="en-US"/>
+        </w:rPr>
+        <w:t xml:space="preserve">, </w:t>
       </w:r>
       <w:proofErr w:type="spellStart"/>
       <w:r>
         <w:rPr>
+          <w:rFonts w:ascii="Arial" w:hAnsi="Arial" w:cs="Arial"/>
           <w:lang w:val="en-US"/>
         </w:rPr>
-        <w:t>wgimson</w:t>
+        <w:t>MillerRabin</w:t>
       </w:r>
       <w:proofErr w:type="spellEnd"/>
       <w:r>
         <w:rPr>
+          <w:rFonts w:ascii="Arial" w:hAnsi="Arial" w:cs="Arial"/>
           <w:lang w:val="en-US"/>
         </w:rPr>
-        <w:t xml:space="preserve">, </w:t>
-      </w:r>
-      <w:proofErr w:type="spellStart"/>
+        <w:t>: myMillerRabinImplementation.java, GitHub, n.d. Accessed: Apr. 29, 2025. [Online]. Available: https://github.com/wgimson/MillerRabin/blob/master</w:t>
+      </w:r>
       <w:r>
         <w:rPr>
           <w:lang w:val="en-US"/>
         </w:rPr>
-        <w:t>MillerRabin</w:t>
-      </w:r>
-      <w:proofErr w:type="spellEnd"/>
-      <w:r>
-        <w:rPr>
-          <w:lang w:val="en-US"/>
-        </w:rPr>
-        <w:t>: myMillerRabinImplementation.java, GitHub, n.d. Accessed: Apr. 29, 2025. [Online]. Available: https://github.com/wgimson/MillerRabin/blob/master/myMillerRabinImplementation.java</w:t>
+        <w:t>/myMillerRabinImplementation.java</w:t>
       </w:r>
     </w:p>
     <w:sectPr>
-      <w:headerReference w:type="even" r:id="rId12"/>
-      <w:headerReference w:type="default" r:id="rId13"/>
-      <w:footerReference w:type="even" r:id="rId14"/>
-      <w:footerReference w:type="default" r:id="rId15"/>
-      <w:headerReference w:type="first" r:id="rId16"/>
-      <w:footerReference w:type="first" r:id="rId17"/>
+      <w:headerReference w:type="even" r:id="rId13"/>
+      <w:headerReference w:type="default" r:id="rId14"/>
+      <w:footerReference w:type="even" r:id="rId15"/>
+      <w:footerReference w:type="default" r:id="rId16"/>
+      <w:headerReference w:type="first" r:id="rId17"/>
+      <w:footerReference w:type="first" r:id="rId18"/>
       <w:pgSz w:w="12240" w:h="15840"/>
       <w:pgMar w:top="1417" w:right="1701" w:bottom="1417" w:left="1701" w:header="708" w:footer="708" w:gutter="0"/>
       <w:cols w:space="708"/>
@@ -25087,7 +29289,7 @@
   <w:style w:type="paragraph" w:default="1" w:styleId="Normal">
     <w:name w:val="Normal"/>
     <w:qFormat/>
-    <w:rsid w:val="00035075"/>
+    <w:rsid w:val="00DA4477"/>
   </w:style>
   <w:style w:type="paragraph" w:styleId="Heading1">
     <w:name w:val="heading 1"/>
@@ -30928,4 +35130,16 @@
     </a:ext>
   </a:extLst>
 </a:theme>
+</file>
+
+<file path=customXml/item1.xml><?xml version="1.0" encoding="utf-8"?>
+<b:Sources xmlns:b="http://schemas.openxmlformats.org/officeDocument/2006/bibliography" xmlns="http://schemas.openxmlformats.org/officeDocument/2006/bibliography" SelectedStyle="\APASixthEditionOfficeOnline.xsl" StyleName="APA" Version="6"/>
+</file>
+
+<file path=customXml/itemProps1.xml><?xml version="1.0" encoding="utf-8"?>
+<ds:datastoreItem xmlns:ds="http://schemas.openxmlformats.org/officeDocument/2006/customXml" ds:itemID="{4353B45B-676A-45F7-918F-C59E098A2A81}">
+  <ds:schemaRefs>
+    <ds:schemaRef ds:uri="http://schemas.openxmlformats.org/officeDocument/2006/bibliography"/>
+  </ds:schemaRefs>
+</ds:datastoreItem>
 </file>